--- a/images/resume.docx
+++ b/images/resume.docx
@@ -180,7 +180,7 @@
               </wp:anchor>
             </w:drawing>
           </mc:Choice>
-          <mc:Fallback xmlns:cr="http://schemas.microsoft.com/office/comments/2020/reactions" xmlns="http://schemas.microsoft.com/office/tasks/2019/documenttasks" xmlns:dgm="http://schemas.openxmlformats.org/drawingml/2006/diagram" xmlns:lc="http://schemas.openxmlformats.org/drawingml/2006/lockedCanvas" xmlns:c="http://schemas.openxmlformats.org/drawingml/2006/chart" xmlns:pic="http://schemas.openxmlformats.org/drawingml/2006/picture" xmlns:a="http://schemas.openxmlformats.org/drawingml/2006/main" xmlns:sl="http://schemas.openxmlformats.org/schemaLibrary/2006/main">
+          <mc:Fallback xmlns:sl="http://schemas.openxmlformats.org/schemaLibrary/2006/main" xmlns:a="http://schemas.openxmlformats.org/drawingml/2006/main" xmlns:pic="http://schemas.openxmlformats.org/drawingml/2006/picture" xmlns:c="http://schemas.openxmlformats.org/drawingml/2006/chart" xmlns:lc="http://schemas.openxmlformats.org/drawingml/2006/lockedCanvas" xmlns:dgm="http://schemas.openxmlformats.org/drawingml/2006/diagram" xmlns="http://schemas.microsoft.com/office/tasks/2019/documenttasks" xmlns:cr="http://schemas.microsoft.com/office/comments/2020/reactions">
             <w:drawing>
               <wp:anchor allowOverlap="1" behindDoc="0" distB="0" distT="0" distL="0" distR="0" hidden="0" layoutInCell="1" locked="0" relativeHeight="0" simplePos="0">
                 <wp:simplePos x="0" y="0"/>
@@ -249,39 +249,7 @@
           <w:sz w:val="20"/>
           <w:szCs w:val="20"/>
         </w:rPr>
-        <w:t xml:space="preserve">Senior iOS Software Engineer with 10+ years of experience designing, architecting, developing, testing, optimizing, and deploying scalable enterprise-grade and consumer-facing iOS applications across retail, logistics, fintech, transportation, healthcare, conferencing, BLE-integrated hardware, and delivery platforms. Strong expertise in Swift, </w:t>
-      </w:r>
-      <w:proofErr w:type="spellStart"/>
-      <w:r>
-        <w:rPr>
-          <w:sz w:val="20"/>
-          <w:szCs w:val="20"/>
-        </w:rPr>
-        <w:t>SwiftUI</w:t>
-      </w:r>
-      <w:proofErr w:type="spellEnd"/>
-      <w:r>
-        <w:rPr>
-          <w:sz w:val="20"/>
-          <w:szCs w:val="20"/>
-        </w:rPr>
-        <w:t xml:space="preserve">, </w:t>
-      </w:r>
-      <w:proofErr w:type="spellStart"/>
-      <w:r>
-        <w:rPr>
-          <w:sz w:val="20"/>
-          <w:szCs w:val="20"/>
-        </w:rPr>
-        <w:t>UIKit</w:t>
-      </w:r>
-      <w:proofErr w:type="spellEnd"/>
-      <w:r>
-        <w:rPr>
-          <w:sz w:val="20"/>
-          <w:szCs w:val="20"/>
-        </w:rPr>
-        <w:t>, Objective-C, Combine, Swift Concurrency (Async/Await), MVVM, Clean Architecture, SOLID Principles, scalable modular architectures, reusable frameworks, CI/CD automation, analytics integration, performance optimization, accessibility compliance, App Store release management, and enterprise mobile development.</w:t>
+        <w:t>Senior iOS Software Engineer with 10+ years of experience designing, architecting, developing, testing, optimizing, and deploying scalable enterprise-grade and consumer-facing iOS applications across retail, logistics, fintech, transportation, healthcare, conferencing, BLE-integrated hardware, and delivery platforms. Strong expertise in Swift, SwiftUI, UIKit, Objective-C, Combine, Swift Concurrency (Async/Await), MVVM, Clean Architecture, SOLID Principles, scalable modular architectures, reusable frameworks, CI/CD automation, analytics integration, performance optimization, accessibility compliance, App Store release management, and enterprise mobile development.</w:t>
       </w:r>
       <w:r>
         <w:rPr>
@@ -452,18 +420,8 @@
           <w:sz w:val="20"/>
           <w:szCs w:val="20"/>
         </w:rPr>
-        <w:t xml:space="preserve">Swift, Objective-C, </w:t>
-      </w:r>
-      <w:proofErr w:type="spellStart"/>
-      <w:r>
-        <w:rPr>
-          <w:rFonts w:ascii="Times New Roman" w:hAnsi="Times New Roman" w:cs="Times New Roman"/>
-          <w:sz w:val="20"/>
-          <w:szCs w:val="20"/>
-        </w:rPr>
-        <w:t>RxSwift</w:t>
-      </w:r>
-      <w:proofErr w:type="spellEnd"/>
+        <w:t>Swift, Objective-C, RxSwift</w:t>
+      </w:r>
     </w:p>
     <w:p>
       <w:pPr>
@@ -487,95 +445,13 @@
         </w:rPr>
         <w:t xml:space="preserve">UI Frameworks: </w:t>
       </w:r>
-      <w:proofErr w:type="spellStart"/>
-      <w:r>
-        <w:rPr>
-          <w:rFonts w:ascii="Times New Roman" w:hAnsi="Times New Roman" w:cs="Times New Roman"/>
-          <w:sz w:val="20"/>
-          <w:szCs w:val="20"/>
-        </w:rPr>
-        <w:t>SwiftUI</w:t>
-      </w:r>
-      <w:proofErr w:type="spellEnd"/>
-      <w:r>
-        <w:rPr>
-          <w:rFonts w:ascii="Times New Roman" w:hAnsi="Times New Roman" w:cs="Times New Roman"/>
-          <w:sz w:val="20"/>
-          <w:szCs w:val="20"/>
-        </w:rPr>
-        <w:t xml:space="preserve">, </w:t>
-      </w:r>
-      <w:proofErr w:type="spellStart"/>
-      <w:r>
-        <w:rPr>
-          <w:rFonts w:ascii="Times New Roman" w:hAnsi="Times New Roman" w:cs="Times New Roman"/>
-          <w:sz w:val="20"/>
-          <w:szCs w:val="20"/>
-        </w:rPr>
-        <w:t>UIKit</w:t>
-      </w:r>
-      <w:proofErr w:type="spellEnd"/>
-      <w:r>
-        <w:rPr>
-          <w:rFonts w:ascii="Times New Roman" w:hAnsi="Times New Roman" w:cs="Times New Roman"/>
-          <w:sz w:val="20"/>
-          <w:szCs w:val="20"/>
-        </w:rPr>
-        <w:t xml:space="preserve">, Storyboards, </w:t>
-      </w:r>
-      <w:proofErr w:type="spellStart"/>
-      <w:r>
-        <w:rPr>
-          <w:rFonts w:ascii="Times New Roman" w:hAnsi="Times New Roman" w:cs="Times New Roman"/>
-          <w:sz w:val="20"/>
-          <w:szCs w:val="20"/>
-        </w:rPr>
-        <w:t>AutoLayout</w:t>
-      </w:r>
-      <w:proofErr w:type="spellEnd"/>
-      <w:r>
-        <w:rPr>
-          <w:rFonts w:ascii="Times New Roman" w:hAnsi="Times New Roman" w:cs="Times New Roman"/>
-          <w:sz w:val="20"/>
-          <w:szCs w:val="20"/>
-        </w:rPr>
-        <w:t xml:space="preserve">, XIBs, </w:t>
-      </w:r>
-      <w:proofErr w:type="spellStart"/>
-      <w:r>
-        <w:rPr>
-          <w:rFonts w:ascii="Times New Roman" w:hAnsi="Times New Roman" w:cs="Times New Roman"/>
-          <w:sz w:val="20"/>
-          <w:szCs w:val="20"/>
-        </w:rPr>
-        <w:t>WidgetKit</w:t>
-      </w:r>
-      <w:proofErr w:type="spellEnd"/>
-      <w:r>
-        <w:rPr>
-          <w:rFonts w:ascii="Times New Roman" w:hAnsi="Times New Roman" w:cs="Times New Roman"/>
-          <w:sz w:val="20"/>
-          <w:szCs w:val="20"/>
-        </w:rPr>
-        <w:t xml:space="preserve">, </w:t>
-      </w:r>
-      <w:proofErr w:type="spellStart"/>
-      <w:r>
-        <w:rPr>
-          <w:rFonts w:ascii="Times New Roman" w:hAnsi="Times New Roman" w:cs="Times New Roman"/>
-          <w:sz w:val="20"/>
-          <w:szCs w:val="20"/>
-        </w:rPr>
-        <w:t>ActivityKit</w:t>
-      </w:r>
-      <w:proofErr w:type="spellEnd"/>
-      <w:r>
-        <w:rPr>
-          <w:rFonts w:ascii="Times New Roman" w:hAnsi="Times New Roman" w:cs="Times New Roman"/>
-          <w:sz w:val="20"/>
-          <w:szCs w:val="20"/>
-        </w:rPr>
-        <w:t>, Dynamic Type</w:t>
+      <w:r>
+        <w:rPr>
+          <w:rFonts w:ascii="Times New Roman" w:hAnsi="Times New Roman" w:cs="Times New Roman"/>
+          <w:sz w:val="20"/>
+          <w:szCs w:val="20"/>
+        </w:rPr>
+        <w:t>SwiftUI, UIKit, Storyboards, AutoLayout, XIBs, WidgetKit, ActivityKit, Dynamic Type</w:t>
       </w:r>
     </w:p>
     <w:p>
@@ -668,79 +544,7 @@
           <w:sz w:val="20"/>
           <w:szCs w:val="20"/>
         </w:rPr>
-        <w:t xml:space="preserve">REST APIs, </w:t>
-      </w:r>
-      <w:proofErr w:type="spellStart"/>
-      <w:r>
-        <w:rPr>
-          <w:rFonts w:ascii="Times New Roman" w:hAnsi="Times New Roman" w:cs="Times New Roman"/>
-          <w:sz w:val="20"/>
-          <w:szCs w:val="20"/>
-        </w:rPr>
-        <w:t>GraphQL</w:t>
-      </w:r>
-      <w:proofErr w:type="spellEnd"/>
-      <w:r>
-        <w:rPr>
-          <w:rFonts w:ascii="Times New Roman" w:hAnsi="Times New Roman" w:cs="Times New Roman"/>
-          <w:sz w:val="20"/>
-          <w:szCs w:val="20"/>
-        </w:rPr>
-        <w:t xml:space="preserve">, </w:t>
-      </w:r>
-      <w:proofErr w:type="spellStart"/>
-      <w:r>
-        <w:rPr>
-          <w:rFonts w:ascii="Times New Roman" w:hAnsi="Times New Roman" w:cs="Times New Roman"/>
-          <w:sz w:val="20"/>
-          <w:szCs w:val="20"/>
-        </w:rPr>
-        <w:t>URLSession</w:t>
-      </w:r>
-      <w:proofErr w:type="spellEnd"/>
-      <w:r>
-        <w:rPr>
-          <w:rFonts w:ascii="Times New Roman" w:hAnsi="Times New Roman" w:cs="Times New Roman"/>
-          <w:sz w:val="20"/>
-          <w:szCs w:val="20"/>
-        </w:rPr>
-        <w:t xml:space="preserve">, </w:t>
-      </w:r>
-      <w:proofErr w:type="spellStart"/>
-      <w:r>
-        <w:rPr>
-          <w:rFonts w:ascii="Times New Roman" w:hAnsi="Times New Roman" w:cs="Times New Roman"/>
-          <w:sz w:val="20"/>
-          <w:szCs w:val="20"/>
-        </w:rPr>
-        <w:t>Alamofire</w:t>
-      </w:r>
-      <w:proofErr w:type="spellEnd"/>
-      <w:r>
-        <w:rPr>
-          <w:rFonts w:ascii="Times New Roman" w:hAnsi="Times New Roman" w:cs="Times New Roman"/>
-          <w:sz w:val="20"/>
-          <w:szCs w:val="20"/>
-        </w:rPr>
-        <w:t xml:space="preserve">, Codable, JSON Parsing, OAuth, </w:t>
-      </w:r>
-      <w:proofErr w:type="spellStart"/>
-      <w:r>
-        <w:rPr>
-          <w:rFonts w:ascii="Times New Roman" w:hAnsi="Times New Roman" w:cs="Times New Roman"/>
-          <w:sz w:val="20"/>
-          <w:szCs w:val="20"/>
-        </w:rPr>
-        <w:t>PromiseKit</w:t>
-      </w:r>
-      <w:proofErr w:type="spellEnd"/>
-      <w:r>
-        <w:rPr>
-          <w:rFonts w:ascii="Times New Roman" w:hAnsi="Times New Roman" w:cs="Times New Roman"/>
-          <w:sz w:val="20"/>
-          <w:szCs w:val="20"/>
-        </w:rPr>
-        <w:t>, Multipart Uploads</w:t>
+        <w:t>REST APIs, GraphQL, URLSession, Alamofire, Codable, JSON Parsing, OAuth, PromiseKit, Multipart Uploads</w:t>
       </w:r>
     </w:p>
     <w:p>
@@ -765,59 +569,13 @@
         </w:rPr>
         <w:t xml:space="preserve">Databases: </w:t>
       </w:r>
-      <w:proofErr w:type="spellStart"/>
-      <w:r>
-        <w:rPr>
-          <w:rFonts w:ascii="Times New Roman" w:hAnsi="Times New Roman" w:cs="Times New Roman"/>
-          <w:sz w:val="20"/>
-          <w:szCs w:val="20"/>
-        </w:rPr>
-        <w:t>CoreData</w:t>
-      </w:r>
-      <w:proofErr w:type="spellEnd"/>
-      <w:r>
-        <w:rPr>
-          <w:rFonts w:ascii="Times New Roman" w:hAnsi="Times New Roman" w:cs="Times New Roman"/>
-          <w:sz w:val="20"/>
-          <w:szCs w:val="20"/>
-        </w:rPr>
-        <w:t xml:space="preserve">, Realm, SQLite, </w:t>
-      </w:r>
-      <w:proofErr w:type="spellStart"/>
-      <w:r>
-        <w:rPr>
-          <w:rFonts w:ascii="Times New Roman" w:hAnsi="Times New Roman" w:cs="Times New Roman"/>
-          <w:sz w:val="20"/>
-          <w:szCs w:val="20"/>
-        </w:rPr>
-        <w:t>SwiftData</w:t>
-      </w:r>
-      <w:proofErr w:type="spellEnd"/>
-      <w:r>
-        <w:rPr>
-          <w:rFonts w:ascii="Times New Roman" w:hAnsi="Times New Roman" w:cs="Times New Roman"/>
-          <w:sz w:val="20"/>
-          <w:szCs w:val="20"/>
-        </w:rPr>
-        <w:t xml:space="preserve">, </w:t>
-      </w:r>
-      <w:proofErr w:type="spellStart"/>
-      <w:r>
-        <w:rPr>
-          <w:rFonts w:ascii="Times New Roman" w:hAnsi="Times New Roman" w:cs="Times New Roman"/>
-          <w:sz w:val="20"/>
-          <w:szCs w:val="20"/>
-        </w:rPr>
-        <w:t>UserDefaults</w:t>
-      </w:r>
-      <w:proofErr w:type="spellEnd"/>
-      <w:r>
-        <w:rPr>
-          <w:rFonts w:ascii="Times New Roman" w:hAnsi="Times New Roman" w:cs="Times New Roman"/>
-          <w:sz w:val="20"/>
-          <w:szCs w:val="20"/>
-        </w:rPr>
-        <w:t>, Keychain</w:t>
+      <w:r>
+        <w:rPr>
+          <w:rFonts w:ascii="Times New Roman" w:hAnsi="Times New Roman" w:cs="Times New Roman"/>
+          <w:sz w:val="20"/>
+          <w:szCs w:val="20"/>
+        </w:rPr>
+        <w:t>CoreData, Realm, SQLite, SwiftData, UserDefaults, Keychain</w:t>
       </w:r>
     </w:p>
     <w:p>
@@ -842,41 +600,13 @@
         </w:rPr>
         <w:t xml:space="preserve">Testing &amp; Automation: </w:t>
       </w:r>
-      <w:proofErr w:type="spellStart"/>
-      <w:r>
-        <w:rPr>
-          <w:rFonts w:ascii="Times New Roman" w:hAnsi="Times New Roman" w:cs="Times New Roman"/>
-          <w:sz w:val="20"/>
-          <w:szCs w:val="20"/>
-        </w:rPr>
-        <w:t>XCTest</w:t>
-      </w:r>
-      <w:proofErr w:type="spellEnd"/>
-      <w:r>
-        <w:rPr>
-          <w:rFonts w:ascii="Times New Roman" w:hAnsi="Times New Roman" w:cs="Times New Roman"/>
-          <w:sz w:val="20"/>
-          <w:szCs w:val="20"/>
-        </w:rPr>
-        <w:t xml:space="preserve">, </w:t>
-      </w:r>
-      <w:proofErr w:type="spellStart"/>
-      <w:r>
-        <w:rPr>
-          <w:rFonts w:ascii="Times New Roman" w:hAnsi="Times New Roman" w:cs="Times New Roman"/>
-          <w:sz w:val="20"/>
-          <w:szCs w:val="20"/>
-        </w:rPr>
-        <w:t>XCUITest</w:t>
-      </w:r>
-      <w:proofErr w:type="spellEnd"/>
-      <w:r>
-        <w:rPr>
-          <w:rFonts w:ascii="Times New Roman" w:hAnsi="Times New Roman" w:cs="Times New Roman"/>
-          <w:sz w:val="20"/>
-          <w:szCs w:val="20"/>
-        </w:rPr>
-        <w:t>, Swift Testing, Appium, TDD, Unit Testing, Regression Testing, UI Testing</w:t>
+      <w:r>
+        <w:rPr>
+          <w:rFonts w:ascii="Times New Roman" w:hAnsi="Times New Roman" w:cs="Times New Roman"/>
+          <w:sz w:val="20"/>
+          <w:szCs w:val="20"/>
+        </w:rPr>
+        <w:t>XCTest, XCUITest, Swift Testing, Appium, TDD, Unit Testing, Regression Testing, UI Testing</w:t>
       </w:r>
     </w:p>
     <w:p>
@@ -938,43 +668,7 @@
           <w:sz w:val="20"/>
           <w:szCs w:val="20"/>
         </w:rPr>
-        <w:t xml:space="preserve">Firebase Analytics, Firebase Crashlytics, Firebase Messaging, </w:t>
-      </w:r>
-      <w:proofErr w:type="spellStart"/>
-      <w:r>
-        <w:rPr>
-          <w:rFonts w:ascii="Times New Roman" w:hAnsi="Times New Roman" w:cs="Times New Roman"/>
-          <w:sz w:val="20"/>
-          <w:szCs w:val="20"/>
-        </w:rPr>
-        <w:t>Mixpanel</w:t>
-      </w:r>
-      <w:proofErr w:type="spellEnd"/>
-      <w:r>
-        <w:rPr>
-          <w:rFonts w:ascii="Times New Roman" w:hAnsi="Times New Roman" w:cs="Times New Roman"/>
-          <w:sz w:val="20"/>
-          <w:szCs w:val="20"/>
-        </w:rPr>
-        <w:t xml:space="preserve">, </w:t>
-      </w:r>
-      <w:proofErr w:type="spellStart"/>
-      <w:r>
-        <w:rPr>
-          <w:rFonts w:ascii="Times New Roman" w:hAnsi="Times New Roman" w:cs="Times New Roman"/>
-          <w:sz w:val="20"/>
-          <w:szCs w:val="20"/>
-        </w:rPr>
-        <w:t>NewRelic</w:t>
-      </w:r>
-      <w:proofErr w:type="spellEnd"/>
-      <w:r>
-        <w:rPr>
-          <w:rFonts w:ascii="Times New Roman" w:hAnsi="Times New Roman" w:cs="Times New Roman"/>
-          <w:sz w:val="20"/>
-          <w:szCs w:val="20"/>
-        </w:rPr>
-        <w:t>, AWS CloudWatch, AWS SNS</w:t>
+        <w:t>Firebase Analytics, Firebase Crashlytics, Firebase Messaging, Mixpanel, NewRelic, AWS CloudWatch, AWS SNS</w:t>
       </w:r>
     </w:p>
     <w:p>
@@ -1005,18 +699,8 @@
           <w:sz w:val="20"/>
           <w:szCs w:val="20"/>
         </w:rPr>
-        <w:t xml:space="preserve">OAuth, Secure Coding, Runtime Threat Detection, Keychain Security, </w:t>
-      </w:r>
-      <w:proofErr w:type="spellStart"/>
-      <w:r>
-        <w:rPr>
-          <w:rFonts w:ascii="Times New Roman" w:hAnsi="Times New Roman" w:cs="Times New Roman"/>
-          <w:sz w:val="20"/>
-          <w:szCs w:val="20"/>
-        </w:rPr>
-        <w:t>DataTheorem</w:t>
-      </w:r>
-      <w:proofErr w:type="spellEnd"/>
+        <w:t>OAuth, Secure Coding, Runtime Threat Detection, Keychain Security, DataTheorem</w:t>
+      </w:r>
     </w:p>
     <w:p>
       <w:pPr>
@@ -1046,43 +730,7 @@
           <w:sz w:val="20"/>
           <w:szCs w:val="20"/>
         </w:rPr>
-        <w:t xml:space="preserve">Instruments, </w:t>
-      </w:r>
-      <w:proofErr w:type="spellStart"/>
-      <w:r>
-        <w:rPr>
-          <w:rFonts w:ascii="Times New Roman" w:hAnsi="Times New Roman" w:cs="Times New Roman"/>
-          <w:sz w:val="20"/>
-          <w:szCs w:val="20"/>
-        </w:rPr>
-        <w:t>MetricKit</w:t>
-      </w:r>
-      <w:proofErr w:type="spellEnd"/>
-      <w:r>
-        <w:rPr>
-          <w:rFonts w:ascii="Times New Roman" w:hAnsi="Times New Roman" w:cs="Times New Roman"/>
-          <w:sz w:val="20"/>
-          <w:szCs w:val="20"/>
-        </w:rPr>
-        <w:t xml:space="preserve">, </w:t>
-      </w:r>
-      <w:proofErr w:type="spellStart"/>
-      <w:r>
-        <w:rPr>
-          <w:rFonts w:ascii="Times New Roman" w:hAnsi="Times New Roman" w:cs="Times New Roman"/>
-          <w:sz w:val="20"/>
-          <w:szCs w:val="20"/>
-        </w:rPr>
-        <w:t>OSLog</w:t>
-      </w:r>
-      <w:proofErr w:type="spellEnd"/>
-      <w:r>
-        <w:rPr>
-          <w:rFonts w:ascii="Times New Roman" w:hAnsi="Times New Roman" w:cs="Times New Roman"/>
-          <w:sz w:val="20"/>
-          <w:szCs w:val="20"/>
-        </w:rPr>
-        <w:t>, Memory Profiling, Network Debugging, Crash Analysis</w:t>
+        <w:t>Instruments, MetricKit, OSLog, Memory Profiling, Network Debugging, Crash Analysis</w:t>
       </w:r>
     </w:p>
     <w:p>
@@ -1113,43 +761,7 @@
           <w:sz w:val="20"/>
           <w:szCs w:val="20"/>
         </w:rPr>
-        <w:t xml:space="preserve">Stripe SDK, </w:t>
-      </w:r>
-      <w:proofErr w:type="spellStart"/>
-      <w:r>
-        <w:rPr>
-          <w:rFonts w:ascii="Times New Roman" w:hAnsi="Times New Roman" w:cs="Times New Roman"/>
-          <w:sz w:val="20"/>
-          <w:szCs w:val="20"/>
-        </w:rPr>
-        <w:t>Jumio</w:t>
-      </w:r>
-      <w:proofErr w:type="spellEnd"/>
-      <w:r>
-        <w:rPr>
-          <w:rFonts w:ascii="Times New Roman" w:hAnsi="Times New Roman" w:cs="Times New Roman"/>
-          <w:sz w:val="20"/>
-          <w:szCs w:val="20"/>
-        </w:rPr>
-        <w:t xml:space="preserve"> SDK, Zendesk SDK, Zoom SDK, </w:t>
-      </w:r>
-      <w:proofErr w:type="spellStart"/>
-      <w:r>
-        <w:rPr>
-          <w:rFonts w:ascii="Times New Roman" w:hAnsi="Times New Roman" w:cs="Times New Roman"/>
-          <w:sz w:val="20"/>
-          <w:szCs w:val="20"/>
-        </w:rPr>
-        <w:t>MessageKit</w:t>
-      </w:r>
-      <w:proofErr w:type="spellEnd"/>
-      <w:r>
-        <w:rPr>
-          <w:rFonts w:ascii="Times New Roman" w:hAnsi="Times New Roman" w:cs="Times New Roman"/>
-          <w:sz w:val="20"/>
-          <w:szCs w:val="20"/>
-        </w:rPr>
-        <w:t>, Sinch SDK, Lottie</w:t>
+        <w:t>Stripe SDK, Jumio SDK, Zendesk SDK, Zoom SDK, MessageKit, Sinch SDK, Lottie</w:t>
       </w:r>
     </w:p>
     <w:p>
@@ -1180,25 +792,7 @@
           <w:sz w:val="20"/>
           <w:szCs w:val="20"/>
         </w:rPr>
-        <w:t xml:space="preserve">Google Maps SDK, Google Navigation SDK, </w:t>
-      </w:r>
-      <w:proofErr w:type="spellStart"/>
-      <w:r>
-        <w:rPr>
-          <w:rFonts w:ascii="Times New Roman" w:hAnsi="Times New Roman" w:cs="Times New Roman"/>
-          <w:sz w:val="20"/>
-          <w:szCs w:val="20"/>
-        </w:rPr>
-        <w:t>CoreLocation</w:t>
-      </w:r>
-      <w:proofErr w:type="spellEnd"/>
-      <w:r>
-        <w:rPr>
-          <w:rFonts w:ascii="Times New Roman" w:hAnsi="Times New Roman" w:cs="Times New Roman"/>
-          <w:sz w:val="20"/>
-          <w:szCs w:val="20"/>
-        </w:rPr>
-        <w:t>, Background Tracking</w:t>
+        <w:t>Google Maps SDK, Google Navigation SDK, CoreLocation, Background Tracking</w:t>
       </w:r>
     </w:p>
     <w:p>
@@ -1223,95 +817,13 @@
         </w:rPr>
         <w:t xml:space="preserve">Apple Frameworks: </w:t>
       </w:r>
-      <w:proofErr w:type="spellStart"/>
-      <w:r>
-        <w:rPr>
-          <w:rFonts w:ascii="Times New Roman" w:hAnsi="Times New Roman" w:cs="Times New Roman"/>
-          <w:sz w:val="20"/>
-          <w:szCs w:val="20"/>
-        </w:rPr>
-        <w:t>CoreBluetooth</w:t>
-      </w:r>
-      <w:proofErr w:type="spellEnd"/>
-      <w:r>
-        <w:rPr>
-          <w:rFonts w:ascii="Times New Roman" w:hAnsi="Times New Roman" w:cs="Times New Roman"/>
-          <w:sz w:val="20"/>
-          <w:szCs w:val="20"/>
-        </w:rPr>
-        <w:t xml:space="preserve">, </w:t>
-      </w:r>
-      <w:proofErr w:type="spellStart"/>
-      <w:r>
-        <w:rPr>
-          <w:rFonts w:ascii="Times New Roman" w:hAnsi="Times New Roman" w:cs="Times New Roman"/>
-          <w:sz w:val="20"/>
-          <w:szCs w:val="20"/>
-        </w:rPr>
-        <w:t>CoreLocation</w:t>
-      </w:r>
-      <w:proofErr w:type="spellEnd"/>
-      <w:r>
-        <w:rPr>
-          <w:rFonts w:ascii="Times New Roman" w:hAnsi="Times New Roman" w:cs="Times New Roman"/>
-          <w:sz w:val="20"/>
-          <w:szCs w:val="20"/>
-        </w:rPr>
-        <w:t xml:space="preserve">, AVFoundation, Vision, </w:t>
-      </w:r>
-      <w:proofErr w:type="spellStart"/>
-      <w:r>
-        <w:rPr>
-          <w:rFonts w:ascii="Times New Roman" w:hAnsi="Times New Roman" w:cs="Times New Roman"/>
-          <w:sz w:val="20"/>
-          <w:szCs w:val="20"/>
-        </w:rPr>
-        <w:t>CoreML</w:t>
-      </w:r>
-      <w:proofErr w:type="spellEnd"/>
-      <w:r>
-        <w:rPr>
-          <w:rFonts w:ascii="Times New Roman" w:hAnsi="Times New Roman" w:cs="Times New Roman"/>
-          <w:sz w:val="20"/>
-          <w:szCs w:val="20"/>
-        </w:rPr>
-        <w:t xml:space="preserve">, </w:t>
-      </w:r>
-      <w:proofErr w:type="spellStart"/>
-      <w:r>
-        <w:rPr>
-          <w:rFonts w:ascii="Times New Roman" w:hAnsi="Times New Roman" w:cs="Times New Roman"/>
-          <w:sz w:val="20"/>
-          <w:szCs w:val="20"/>
-        </w:rPr>
-        <w:t>PDFKit</w:t>
-      </w:r>
-      <w:proofErr w:type="spellEnd"/>
-      <w:r>
-        <w:rPr>
-          <w:rFonts w:ascii="Times New Roman" w:hAnsi="Times New Roman" w:cs="Times New Roman"/>
-          <w:sz w:val="20"/>
-          <w:szCs w:val="20"/>
-        </w:rPr>
-        <w:t xml:space="preserve">, </w:t>
-      </w:r>
-      <w:proofErr w:type="spellStart"/>
-      <w:r>
-        <w:rPr>
-          <w:rFonts w:ascii="Times New Roman" w:hAnsi="Times New Roman" w:cs="Times New Roman"/>
-          <w:sz w:val="20"/>
-          <w:szCs w:val="20"/>
-        </w:rPr>
-        <w:t>EventKit</w:t>
-      </w:r>
-      <w:proofErr w:type="spellEnd"/>
-      <w:r>
-        <w:rPr>
-          <w:rFonts w:ascii="Times New Roman" w:hAnsi="Times New Roman" w:cs="Times New Roman"/>
-          <w:sz w:val="20"/>
-          <w:szCs w:val="20"/>
-        </w:rPr>
-        <w:t>, WebKit</w:t>
+      <w:r>
+        <w:rPr>
+          <w:rFonts w:ascii="Times New Roman" w:hAnsi="Times New Roman" w:cs="Times New Roman"/>
+          <w:sz w:val="20"/>
+          <w:szCs w:val="20"/>
+        </w:rPr>
+        <w:t>CoreBluetooth, CoreLocation, AVFoundation, Vision, CoreML, PDFKit, EventKit, WebKit</w:t>
       </w:r>
     </w:p>
     <w:p>
@@ -1342,36 +854,8 @@
           <w:sz w:val="20"/>
           <w:szCs w:val="20"/>
         </w:rPr>
-        <w:t xml:space="preserve">Xcode, Git, SourceTree, Jira, Confluence, Charles Proxy, Figma, </w:t>
-      </w:r>
-      <w:proofErr w:type="spellStart"/>
-      <w:r>
-        <w:rPr>
-          <w:rFonts w:ascii="Times New Roman" w:hAnsi="Times New Roman" w:cs="Times New Roman"/>
-          <w:sz w:val="20"/>
-          <w:szCs w:val="20"/>
-        </w:rPr>
-        <w:t>SwiftLint</w:t>
-      </w:r>
-      <w:proofErr w:type="spellEnd"/>
-      <w:r>
-        <w:rPr>
-          <w:rFonts w:ascii="Times New Roman" w:hAnsi="Times New Roman" w:cs="Times New Roman"/>
-          <w:sz w:val="20"/>
-          <w:szCs w:val="20"/>
-        </w:rPr>
-        <w:t xml:space="preserve">, </w:t>
-      </w:r>
-      <w:proofErr w:type="spellStart"/>
-      <w:r>
-        <w:rPr>
-          <w:rFonts w:ascii="Times New Roman" w:hAnsi="Times New Roman" w:cs="Times New Roman"/>
-          <w:sz w:val="20"/>
-          <w:szCs w:val="20"/>
-        </w:rPr>
-        <w:t>SwiftGen</w:t>
-      </w:r>
-      <w:proofErr w:type="spellEnd"/>
+        <w:t>Xcode, Git, SourceTree, Jira, Confluence, Charles Proxy, Figma, SwiftLint, SwiftGen</w:t>
+      </w:r>
     </w:p>
     <w:p>
       <w:pPr>
@@ -1464,25 +948,7 @@
           <w:sz w:val="20"/>
           <w:szCs w:val="20"/>
         </w:rPr>
-        <w:t xml:space="preserve"> App Lifecycle, </w:t>
-      </w:r>
-      <w:proofErr w:type="spellStart"/>
-      <w:r>
-        <w:rPr>
-          <w:rFonts w:ascii="Times New Roman" w:hAnsi="Times New Roman" w:cs="Times New Roman"/>
-          <w:sz w:val="20"/>
-          <w:szCs w:val="20"/>
-        </w:rPr>
-        <w:t>SceneDelegate</w:t>
-      </w:r>
-      <w:proofErr w:type="spellEnd"/>
-      <w:r>
-        <w:rPr>
-          <w:rFonts w:ascii="Times New Roman" w:hAnsi="Times New Roman" w:cs="Times New Roman"/>
-          <w:sz w:val="20"/>
-          <w:szCs w:val="20"/>
-        </w:rPr>
-        <w:t>, Memory Management, Thread Safety, Background Tasks, Push Notifications, Deep Linking</w:t>
+        <w:t xml:space="preserve"> App Lifecycle, SceneDelegate, Memory Management, Thread Safety, Background Tasks, Push Notifications, Deep Linking</w:t>
       </w:r>
     </w:p>
     <w:p>
@@ -1814,17 +1280,12 @@
       <w:r>
         <w:t>Eleven</w:t>
       </w:r>
-      <w:proofErr w:type="gramStart"/>
       <w:r>
         <w:tab/>
         <w:t xml:space="preserve">  </w:t>
       </w:r>
       <w:r>
-        <w:t>June</w:t>
-      </w:r>
-      <w:proofErr w:type="gramEnd"/>
-      <w:r>
-        <w:t xml:space="preserve"> 2023 - Present</w:t>
+        <w:t>June 2023 - Present</w:t>
       </w:r>
     </w:p>
     <w:p>
@@ -1893,25 +1354,7 @@
           <w:sz w:val="20"/>
           <w:szCs w:val="20"/>
         </w:rPr>
-        <w:t xml:space="preserve">Working on high-traffic retail applications including 7-Eleven, 7Now, Speedway, and </w:t>
-      </w:r>
-      <w:proofErr w:type="spellStart"/>
-      <w:r>
-        <w:rPr>
-          <w:rFonts w:ascii="Times New Roman" w:hAnsi="Times New Roman" w:cs="Times New Roman"/>
-          <w:sz w:val="20"/>
-          <w:szCs w:val="20"/>
-        </w:rPr>
-        <w:t>Skipcart</w:t>
-      </w:r>
-      <w:proofErr w:type="spellEnd"/>
-      <w:r>
-        <w:rPr>
-          <w:rFonts w:ascii="Times New Roman" w:hAnsi="Times New Roman" w:cs="Times New Roman"/>
-          <w:sz w:val="20"/>
-          <w:szCs w:val="20"/>
-        </w:rPr>
-        <w:t xml:space="preserve"> </w:t>
+        <w:t xml:space="preserve">Working on high-traffic retail applications including 7-Eleven, 7Now, Speedway, and Skipcart </w:t>
       </w:r>
       <w:r>
         <w:rPr>
@@ -1949,119 +1392,29 @@
           <w:sz w:val="20"/>
           <w:szCs w:val="20"/>
         </w:rPr>
-        <w:t xml:space="preserve">Built scalable customer-facing iOS features using Swift, </w:t>
-      </w:r>
-      <w:proofErr w:type="spellStart"/>
-      <w:r>
-        <w:rPr>
-          <w:rFonts w:ascii="Times New Roman" w:hAnsi="Times New Roman" w:cs="Times New Roman"/>
-          <w:sz w:val="20"/>
-          <w:szCs w:val="20"/>
-        </w:rPr>
-        <w:t>SwiftUI</w:t>
-      </w:r>
-      <w:proofErr w:type="spellEnd"/>
-      <w:r>
-        <w:rPr>
-          <w:rFonts w:ascii="Times New Roman" w:hAnsi="Times New Roman" w:cs="Times New Roman"/>
-          <w:sz w:val="20"/>
-          <w:szCs w:val="20"/>
-        </w:rPr>
-        <w:t xml:space="preserve">, </w:t>
-      </w:r>
-      <w:proofErr w:type="spellStart"/>
-      <w:r>
-        <w:rPr>
-          <w:rFonts w:ascii="Times New Roman" w:hAnsi="Times New Roman" w:cs="Times New Roman"/>
-          <w:sz w:val="20"/>
-          <w:szCs w:val="20"/>
-        </w:rPr>
-        <w:t>UIKit</w:t>
-      </w:r>
-      <w:proofErr w:type="spellEnd"/>
-      <w:r>
-        <w:rPr>
-          <w:rFonts w:ascii="Times New Roman" w:hAnsi="Times New Roman" w:cs="Times New Roman"/>
-          <w:sz w:val="20"/>
-          <w:szCs w:val="20"/>
-        </w:rPr>
-        <w:t xml:space="preserve">, Combine, </w:t>
-      </w:r>
-      <w:proofErr w:type="spellStart"/>
-      <w:r>
-        <w:rPr>
-          <w:rFonts w:ascii="Times New Roman" w:hAnsi="Times New Roman" w:cs="Times New Roman"/>
-          <w:sz w:val="20"/>
-          <w:szCs w:val="20"/>
-        </w:rPr>
-        <w:t>WidgetKit</w:t>
-      </w:r>
-      <w:proofErr w:type="spellEnd"/>
-      <w:r>
-        <w:rPr>
-          <w:rFonts w:ascii="Times New Roman" w:hAnsi="Times New Roman" w:cs="Times New Roman"/>
-          <w:sz w:val="20"/>
-          <w:szCs w:val="20"/>
-        </w:rPr>
-        <w:t xml:space="preserve">, </w:t>
-      </w:r>
-      <w:proofErr w:type="spellStart"/>
-      <w:r>
-        <w:rPr>
-          <w:rFonts w:ascii="Times New Roman" w:hAnsi="Times New Roman" w:cs="Times New Roman"/>
-          <w:sz w:val="20"/>
-          <w:szCs w:val="20"/>
-        </w:rPr>
-        <w:t>ActivityKit</w:t>
-      </w:r>
-      <w:proofErr w:type="spellEnd"/>
-      <w:r>
-        <w:rPr>
-          <w:rFonts w:ascii="Times New Roman" w:hAnsi="Times New Roman" w:cs="Times New Roman"/>
-          <w:sz w:val="20"/>
-          <w:szCs w:val="20"/>
-        </w:rPr>
-        <w:t>, and reusable modular architectures.</w:t>
-      </w:r>
-    </w:p>
-    <w:p>
-      <w:pPr>
-        <w:pStyle w:val="ListBullet"/>
-        <w:numPr>
-          <w:ilvl w:val="0"/>
-          <w:numId w:val="1"/>
-        </w:numPr>
-        <w:rPr>
-          <w:rFonts w:ascii="Times New Roman" w:hAnsi="Times New Roman" w:cs="Times New Roman"/>
-          <w:sz w:val="20"/>
-          <w:szCs w:val="20"/>
-        </w:rPr>
-      </w:pPr>
-      <w:r>
-        <w:rPr>
-          <w:rFonts w:ascii="Times New Roman" w:hAnsi="Times New Roman" w:cs="Times New Roman"/>
-          <w:sz w:val="20"/>
-          <w:szCs w:val="20"/>
-        </w:rPr>
-        <w:t xml:space="preserve">Developed scalable reusable </w:t>
-      </w:r>
-      <w:proofErr w:type="spellStart"/>
-      <w:r>
-        <w:rPr>
-          <w:rFonts w:ascii="Times New Roman" w:hAnsi="Times New Roman" w:cs="Times New Roman"/>
-          <w:sz w:val="20"/>
-          <w:szCs w:val="20"/>
-        </w:rPr>
-        <w:t>SwiftUI</w:t>
-      </w:r>
-      <w:proofErr w:type="spellEnd"/>
-      <w:r>
-        <w:rPr>
-          <w:rFonts w:ascii="Times New Roman" w:hAnsi="Times New Roman" w:cs="Times New Roman"/>
-          <w:sz w:val="20"/>
-          <w:szCs w:val="20"/>
-        </w:rPr>
-        <w:t xml:space="preserve"> design system components and shared frameworks to reduce duplicate development efforts across multiple applications.</w:t>
+        <w:t>Built scalable customer-facing iOS features using Swift, SwiftUI, UIKit, Combine, WidgetKit, ActivityKit, and reusable modular architectures.</w:t>
+      </w:r>
+    </w:p>
+    <w:p>
+      <w:pPr>
+        <w:pStyle w:val="ListBullet"/>
+        <w:numPr>
+          <w:ilvl w:val="0"/>
+          <w:numId w:val="1"/>
+        </w:numPr>
+        <w:rPr>
+          <w:rFonts w:ascii="Times New Roman" w:hAnsi="Times New Roman" w:cs="Times New Roman"/>
+          <w:sz w:val="20"/>
+          <w:szCs w:val="20"/>
+        </w:rPr>
+      </w:pPr>
+      <w:r>
+        <w:rPr>
+          <w:rFonts w:ascii="Times New Roman" w:hAnsi="Times New Roman" w:cs="Times New Roman"/>
+          <w:sz w:val="20"/>
+          <w:szCs w:val="20"/>
+        </w:rPr>
+        <w:t>Developed scalable reusable SwiftUI design system components and shared frameworks to reduce duplicate development efforts across multiple applications.</w:t>
       </w:r>
     </w:p>
     <w:p>
@@ -2084,141 +1437,51 @@
           <w:szCs w:val="20"/>
         </w:rPr>
         <w:lastRenderedPageBreak/>
-        <w:t xml:space="preserve">Architected reusable UI modules and shared internal frameworks using MVVM, Clean Architecture, SOLID Principles, Dependency Injection, </w:t>
-      </w:r>
-      <w:proofErr w:type="spellStart"/>
-      <w:r>
-        <w:rPr>
-          <w:rFonts w:ascii="Times New Roman" w:hAnsi="Times New Roman" w:cs="Times New Roman"/>
-          <w:sz w:val="20"/>
-          <w:szCs w:val="20"/>
-        </w:rPr>
-        <w:t>SwiftLint</w:t>
-      </w:r>
-      <w:proofErr w:type="spellEnd"/>
-      <w:r>
-        <w:rPr>
-          <w:rFonts w:ascii="Times New Roman" w:hAnsi="Times New Roman" w:cs="Times New Roman"/>
-          <w:sz w:val="20"/>
-          <w:szCs w:val="20"/>
-        </w:rPr>
-        <w:t xml:space="preserve">, and </w:t>
-      </w:r>
-      <w:proofErr w:type="spellStart"/>
-      <w:r>
-        <w:rPr>
-          <w:rFonts w:ascii="Times New Roman" w:hAnsi="Times New Roman" w:cs="Times New Roman"/>
-          <w:sz w:val="20"/>
-          <w:szCs w:val="20"/>
-        </w:rPr>
-        <w:t>SwiftGen</w:t>
-      </w:r>
-      <w:proofErr w:type="spellEnd"/>
-      <w:r>
-        <w:rPr>
-          <w:rFonts w:ascii="Times New Roman" w:hAnsi="Times New Roman" w:cs="Times New Roman"/>
-          <w:sz w:val="20"/>
-          <w:szCs w:val="20"/>
-        </w:rPr>
-        <w:t>.</w:t>
-      </w:r>
-    </w:p>
-    <w:p>
-      <w:pPr>
-        <w:pStyle w:val="ListBullet"/>
-        <w:numPr>
-          <w:ilvl w:val="0"/>
-          <w:numId w:val="1"/>
-        </w:numPr>
-        <w:rPr>
-          <w:rFonts w:ascii="Times New Roman" w:hAnsi="Times New Roman" w:cs="Times New Roman"/>
-          <w:sz w:val="20"/>
-          <w:szCs w:val="20"/>
-        </w:rPr>
-      </w:pPr>
-      <w:r>
-        <w:rPr>
-          <w:rFonts w:ascii="Times New Roman" w:hAnsi="Times New Roman" w:cs="Times New Roman"/>
-          <w:sz w:val="20"/>
-          <w:szCs w:val="20"/>
-        </w:rPr>
-        <w:t xml:space="preserve">Integrated REST APIs using </w:t>
-      </w:r>
-      <w:proofErr w:type="spellStart"/>
-      <w:r>
-        <w:rPr>
-          <w:rFonts w:ascii="Times New Roman" w:hAnsi="Times New Roman" w:cs="Times New Roman"/>
-          <w:sz w:val="20"/>
-          <w:szCs w:val="20"/>
-        </w:rPr>
-        <w:t>URLSession</w:t>
-      </w:r>
-      <w:proofErr w:type="spellEnd"/>
-      <w:r>
-        <w:rPr>
-          <w:rFonts w:ascii="Times New Roman" w:hAnsi="Times New Roman" w:cs="Times New Roman"/>
-          <w:sz w:val="20"/>
-          <w:szCs w:val="20"/>
-        </w:rPr>
-        <w:t>, Codable, Async/Await, retry mechanisms, structured error handling, caching strategies, and Combine-based reactive workflows.</w:t>
-      </w:r>
-    </w:p>
-    <w:p>
-      <w:pPr>
-        <w:pStyle w:val="ListBullet"/>
-        <w:numPr>
-          <w:ilvl w:val="0"/>
-          <w:numId w:val="1"/>
-        </w:numPr>
-        <w:rPr>
-          <w:rFonts w:ascii="Times New Roman" w:hAnsi="Times New Roman" w:cs="Times New Roman"/>
-          <w:sz w:val="20"/>
-          <w:szCs w:val="20"/>
-        </w:rPr>
-      </w:pPr>
-      <w:r>
-        <w:rPr>
-          <w:rFonts w:ascii="Times New Roman" w:hAnsi="Times New Roman" w:cs="Times New Roman"/>
-          <w:sz w:val="20"/>
-          <w:szCs w:val="20"/>
-        </w:rPr>
-        <w:t xml:space="preserve">Improved application performance, startup time, memory utilization, rendering efficiency, and crash-free sessions using Instruments, </w:t>
-      </w:r>
-      <w:proofErr w:type="spellStart"/>
-      <w:r>
-        <w:rPr>
-          <w:rFonts w:ascii="Times New Roman" w:hAnsi="Times New Roman" w:cs="Times New Roman"/>
-          <w:sz w:val="20"/>
-          <w:szCs w:val="20"/>
-        </w:rPr>
-        <w:t>MetricKit</w:t>
-      </w:r>
-      <w:proofErr w:type="spellEnd"/>
-      <w:r>
-        <w:rPr>
-          <w:rFonts w:ascii="Times New Roman" w:hAnsi="Times New Roman" w:cs="Times New Roman"/>
-          <w:sz w:val="20"/>
-          <w:szCs w:val="20"/>
-        </w:rPr>
-        <w:t xml:space="preserve">, </w:t>
-      </w:r>
-      <w:proofErr w:type="spellStart"/>
-      <w:r>
-        <w:rPr>
-          <w:rFonts w:ascii="Times New Roman" w:hAnsi="Times New Roman" w:cs="Times New Roman"/>
-          <w:sz w:val="20"/>
-          <w:szCs w:val="20"/>
-        </w:rPr>
-        <w:t>OSLog</w:t>
-      </w:r>
-      <w:proofErr w:type="spellEnd"/>
-      <w:r>
-        <w:rPr>
-          <w:rFonts w:ascii="Times New Roman" w:hAnsi="Times New Roman" w:cs="Times New Roman"/>
-          <w:sz w:val="20"/>
-          <w:szCs w:val="20"/>
-        </w:rPr>
-        <w:t>, and production profiling tools.</w:t>
+        <w:t>Architected reusable UI modules and shared internal frameworks using MVVM, Clean Architecture, SOLID Principles, Dependency Injection, SwiftLint, and SwiftGen.</w:t>
+      </w:r>
+    </w:p>
+    <w:p>
+      <w:pPr>
+        <w:pStyle w:val="ListBullet"/>
+        <w:numPr>
+          <w:ilvl w:val="0"/>
+          <w:numId w:val="1"/>
+        </w:numPr>
+        <w:rPr>
+          <w:rFonts w:ascii="Times New Roman" w:hAnsi="Times New Roman" w:cs="Times New Roman"/>
+          <w:sz w:val="20"/>
+          <w:szCs w:val="20"/>
+        </w:rPr>
+      </w:pPr>
+      <w:r>
+        <w:rPr>
+          <w:rFonts w:ascii="Times New Roman" w:hAnsi="Times New Roman" w:cs="Times New Roman"/>
+          <w:sz w:val="20"/>
+          <w:szCs w:val="20"/>
+        </w:rPr>
+        <w:t>Integrated REST APIs using URLSession, Codable, Async/Await, retry mechanisms, structured error handling, caching strategies, and Combine-based reactive workflows.</w:t>
+      </w:r>
+    </w:p>
+    <w:p>
+      <w:pPr>
+        <w:pStyle w:val="ListBullet"/>
+        <w:numPr>
+          <w:ilvl w:val="0"/>
+          <w:numId w:val="1"/>
+        </w:numPr>
+        <w:rPr>
+          <w:rFonts w:ascii="Times New Roman" w:hAnsi="Times New Roman" w:cs="Times New Roman"/>
+          <w:sz w:val="20"/>
+          <w:szCs w:val="20"/>
+        </w:rPr>
+      </w:pPr>
+      <w:r>
+        <w:rPr>
+          <w:rFonts w:ascii="Times New Roman" w:hAnsi="Times New Roman" w:cs="Times New Roman"/>
+          <w:sz w:val="20"/>
+          <w:szCs w:val="20"/>
+        </w:rPr>
+        <w:t>Improved application performance, startup time, memory utilization, rendering efficiency, and crash-free sessions using Instruments, MetricKit, OSLog, and production profiling tools.</w:t>
       </w:r>
     </w:p>
     <w:p>
@@ -2262,101 +1525,29 @@
           <w:sz w:val="20"/>
           <w:szCs w:val="20"/>
         </w:rPr>
-        <w:t xml:space="preserve">Collaborated with QA automation teams on </w:t>
-      </w:r>
-      <w:proofErr w:type="spellStart"/>
-      <w:r>
-        <w:rPr>
-          <w:rFonts w:ascii="Times New Roman" w:hAnsi="Times New Roman" w:cs="Times New Roman"/>
-          <w:sz w:val="20"/>
-          <w:szCs w:val="20"/>
-        </w:rPr>
-        <w:t>XCTest</w:t>
-      </w:r>
-      <w:proofErr w:type="spellEnd"/>
-      <w:r>
-        <w:rPr>
-          <w:rFonts w:ascii="Times New Roman" w:hAnsi="Times New Roman" w:cs="Times New Roman"/>
-          <w:sz w:val="20"/>
-          <w:szCs w:val="20"/>
-        </w:rPr>
-        <w:t xml:space="preserve">, </w:t>
-      </w:r>
-      <w:proofErr w:type="spellStart"/>
-      <w:r>
-        <w:rPr>
-          <w:rFonts w:ascii="Times New Roman" w:hAnsi="Times New Roman" w:cs="Times New Roman"/>
-          <w:sz w:val="20"/>
-          <w:szCs w:val="20"/>
-        </w:rPr>
-        <w:t>XCUITest</w:t>
-      </w:r>
-      <w:proofErr w:type="spellEnd"/>
-      <w:r>
-        <w:rPr>
-          <w:rFonts w:ascii="Times New Roman" w:hAnsi="Times New Roman" w:cs="Times New Roman"/>
-          <w:sz w:val="20"/>
-          <w:szCs w:val="20"/>
-        </w:rPr>
-        <w:t>, Appium automation support, accessibility identifiers, regression testing, and release validation strategies.</w:t>
-      </w:r>
-    </w:p>
-    <w:p>
-      <w:pPr>
-        <w:pStyle w:val="ListBullet"/>
-        <w:numPr>
-          <w:ilvl w:val="0"/>
-          <w:numId w:val="1"/>
-        </w:numPr>
-        <w:rPr>
-          <w:rFonts w:ascii="Times New Roman" w:hAnsi="Times New Roman" w:cs="Times New Roman"/>
-          <w:sz w:val="20"/>
-          <w:szCs w:val="20"/>
-        </w:rPr>
-      </w:pPr>
-      <w:r>
-        <w:rPr>
-          <w:rFonts w:ascii="Times New Roman" w:hAnsi="Times New Roman" w:cs="Times New Roman"/>
-          <w:sz w:val="20"/>
-          <w:szCs w:val="20"/>
-        </w:rPr>
-        <w:t xml:space="preserve">Integrated </w:t>
-      </w:r>
-      <w:proofErr w:type="spellStart"/>
-      <w:r>
-        <w:rPr>
-          <w:rFonts w:ascii="Times New Roman" w:hAnsi="Times New Roman" w:cs="Times New Roman"/>
-          <w:sz w:val="20"/>
-          <w:szCs w:val="20"/>
-        </w:rPr>
-        <w:t>Mixpanel</w:t>
-      </w:r>
-      <w:proofErr w:type="spellEnd"/>
-      <w:r>
-        <w:rPr>
-          <w:rFonts w:ascii="Times New Roman" w:hAnsi="Times New Roman" w:cs="Times New Roman"/>
-          <w:sz w:val="20"/>
-          <w:szCs w:val="20"/>
-        </w:rPr>
-        <w:t xml:space="preserve">, Firebase Analytics, Firebase Crashlytics, </w:t>
-      </w:r>
-      <w:proofErr w:type="spellStart"/>
-      <w:r>
-        <w:rPr>
-          <w:rFonts w:ascii="Times New Roman" w:hAnsi="Times New Roman" w:cs="Times New Roman"/>
-          <w:sz w:val="20"/>
-          <w:szCs w:val="20"/>
-        </w:rPr>
-        <w:t>NewRelic</w:t>
-      </w:r>
-      <w:proofErr w:type="spellEnd"/>
-      <w:r>
-        <w:rPr>
-          <w:rFonts w:ascii="Times New Roman" w:hAnsi="Times New Roman" w:cs="Times New Roman"/>
-          <w:sz w:val="20"/>
-          <w:szCs w:val="20"/>
-        </w:rPr>
-        <w:t>, Session Replay, and Remote Config for analytics, monitoring, and production observability.</w:t>
+        <w:t>Collaborated with QA automation teams on XCTest, XCUITest, Appium automation support, accessibility identifiers, regression testing, and release validation strategies.</w:t>
+      </w:r>
+    </w:p>
+    <w:p>
+      <w:pPr>
+        <w:pStyle w:val="ListBullet"/>
+        <w:numPr>
+          <w:ilvl w:val="0"/>
+          <w:numId w:val="1"/>
+        </w:numPr>
+        <w:rPr>
+          <w:rFonts w:ascii="Times New Roman" w:hAnsi="Times New Roman" w:cs="Times New Roman"/>
+          <w:sz w:val="20"/>
+          <w:szCs w:val="20"/>
+        </w:rPr>
+      </w:pPr>
+      <w:r>
+        <w:rPr>
+          <w:rFonts w:ascii="Times New Roman" w:hAnsi="Times New Roman" w:cs="Times New Roman"/>
+          <w:sz w:val="20"/>
+          <w:szCs w:val="20"/>
+        </w:rPr>
+        <w:t>Integrated Mixpanel, Firebase Analytics, Firebase Crashlytics, NewRelic, Session Replay, and Remote Config for analytics, monitoring, and production observability.</w:t>
       </w:r>
     </w:p>
     <w:p>
@@ -2482,65 +1673,29 @@
           <w:sz w:val="20"/>
           <w:szCs w:val="20"/>
         </w:rPr>
-        <w:t xml:space="preserve">Worked with </w:t>
-      </w:r>
-      <w:proofErr w:type="spellStart"/>
-      <w:r>
-        <w:rPr>
-          <w:rFonts w:ascii="Times New Roman" w:hAnsi="Times New Roman" w:cs="Times New Roman"/>
-          <w:sz w:val="20"/>
-          <w:szCs w:val="20"/>
-        </w:rPr>
-        <w:t>DataTheorem</w:t>
-      </w:r>
-      <w:proofErr w:type="spellEnd"/>
-      <w:r>
-        <w:rPr>
-          <w:rFonts w:ascii="Times New Roman" w:hAnsi="Times New Roman" w:cs="Times New Roman"/>
-          <w:sz w:val="20"/>
-          <w:szCs w:val="20"/>
-        </w:rPr>
-        <w:t xml:space="preserve"> security teams to identify and resolve mobile security vulnerabilities, secure storage issues, and runtime protection concerns.</w:t>
-      </w:r>
-    </w:p>
-    <w:p>
-      <w:pPr>
-        <w:pStyle w:val="ListBullet"/>
-        <w:numPr>
-          <w:ilvl w:val="0"/>
-          <w:numId w:val="1"/>
-        </w:numPr>
-        <w:rPr>
-          <w:rFonts w:ascii="Times New Roman" w:hAnsi="Times New Roman" w:cs="Times New Roman"/>
-          <w:sz w:val="20"/>
-          <w:szCs w:val="20"/>
-        </w:rPr>
-      </w:pPr>
-      <w:r>
-        <w:rPr>
-          <w:rFonts w:ascii="Times New Roman" w:hAnsi="Times New Roman" w:cs="Times New Roman"/>
-          <w:sz w:val="20"/>
-          <w:szCs w:val="20"/>
-        </w:rPr>
-        <w:t xml:space="preserve">Implemented accessibility support including </w:t>
-      </w:r>
-      <w:proofErr w:type="spellStart"/>
-      <w:r>
-        <w:rPr>
-          <w:rFonts w:ascii="Times New Roman" w:hAnsi="Times New Roman" w:cs="Times New Roman"/>
-          <w:sz w:val="20"/>
-          <w:szCs w:val="20"/>
-        </w:rPr>
-        <w:t>VoiceOver</w:t>
-      </w:r>
-      <w:proofErr w:type="spellEnd"/>
-      <w:r>
-        <w:rPr>
-          <w:rFonts w:ascii="Times New Roman" w:hAnsi="Times New Roman" w:cs="Times New Roman"/>
-          <w:sz w:val="20"/>
-          <w:szCs w:val="20"/>
-        </w:rPr>
-        <w:t>, Dynamic Type, semantic accessibility labels</w:t>
+        <w:t>Worked with DataTheorem security teams to identify and resolve mobile security vulnerabilities, secure storage issues, and runtime protection concerns.</w:t>
+      </w:r>
+    </w:p>
+    <w:p>
+      <w:pPr>
+        <w:pStyle w:val="ListBullet"/>
+        <w:numPr>
+          <w:ilvl w:val="0"/>
+          <w:numId w:val="1"/>
+        </w:numPr>
+        <w:rPr>
+          <w:rFonts w:ascii="Times New Roman" w:hAnsi="Times New Roman" w:cs="Times New Roman"/>
+          <w:sz w:val="20"/>
+          <w:szCs w:val="20"/>
+        </w:rPr>
+      </w:pPr>
+      <w:r>
+        <w:rPr>
+          <w:rFonts w:ascii="Times New Roman" w:hAnsi="Times New Roman" w:cs="Times New Roman"/>
+          <w:sz w:val="20"/>
+          <w:szCs w:val="20"/>
+        </w:rPr>
+        <w:t>Implemented accessibility support including VoiceOver, Dynamic Type, semantic accessibility labels</w:t>
       </w:r>
       <w:r>
         <w:rPr>
@@ -2588,7 +1743,6 @@
           <w:szCs w:val="20"/>
         </w:rPr>
       </w:pPr>
-      <w:proofErr w:type="spellStart"/>
       <w:r>
         <w:rPr>
           <w:i w:val="0"/>
@@ -2596,9 +1750,8 @@
           <w:sz w:val="20"/>
           <w:szCs w:val="20"/>
         </w:rPr>
-        <w:t>Skipcart</w:t>
-      </w:r>
-      <w:proofErr w:type="spellEnd"/>
+        <w:t xml:space="preserve">Skipcart </w:t>
+      </w:r>
       <w:r>
         <w:rPr>
           <w:i w:val="0"/>
@@ -2606,7 +1759,7 @@
           <w:sz w:val="20"/>
           <w:szCs w:val="20"/>
         </w:rPr>
-        <w:t xml:space="preserve"> </w:t>
+        <w:t>Delivery</w:t>
       </w:r>
       <w:r>
         <w:rPr>
@@ -2615,7 +1768,7 @@
           <w:sz w:val="20"/>
           <w:szCs w:val="20"/>
         </w:rPr>
-        <w:t>Delivery</w:t>
+        <w:t xml:space="preserve"> </w:t>
       </w:r>
       <w:r>
         <w:rPr>
@@ -2624,15 +1777,6 @@
           <w:sz w:val="20"/>
           <w:szCs w:val="20"/>
         </w:rPr>
-        <w:t xml:space="preserve"> </w:t>
-      </w:r>
-      <w:r>
-        <w:rPr>
-          <w:i w:val="0"/>
-          <w:iCs w:val="0"/>
-          <w:sz w:val="20"/>
-          <w:szCs w:val="20"/>
-        </w:rPr>
         <w:t>Driver</w:t>
       </w:r>
     </w:p>
@@ -2656,217 +1800,73 @@
           <w:sz w:val="20"/>
           <w:szCs w:val="20"/>
         </w:rPr>
-        <w:t xml:space="preserve">Developed scalable logistics and delivery workflows using Swift, </w:t>
-      </w:r>
-      <w:proofErr w:type="spellStart"/>
-      <w:r>
-        <w:rPr>
-          <w:rFonts w:ascii="Times New Roman" w:hAnsi="Times New Roman" w:cs="Times New Roman"/>
-          <w:sz w:val="20"/>
-          <w:szCs w:val="20"/>
-        </w:rPr>
-        <w:t>SwiftUI</w:t>
-      </w:r>
-      <w:proofErr w:type="spellEnd"/>
-      <w:r>
-        <w:rPr>
-          <w:rFonts w:ascii="Times New Roman" w:hAnsi="Times New Roman" w:cs="Times New Roman"/>
-          <w:sz w:val="20"/>
-          <w:szCs w:val="20"/>
-        </w:rPr>
-        <w:t xml:space="preserve">, </w:t>
-      </w:r>
-      <w:proofErr w:type="spellStart"/>
-      <w:r>
-        <w:rPr>
-          <w:rFonts w:ascii="Times New Roman" w:hAnsi="Times New Roman" w:cs="Times New Roman"/>
-          <w:sz w:val="20"/>
-          <w:szCs w:val="20"/>
-        </w:rPr>
-        <w:t>UIKit</w:t>
-      </w:r>
-      <w:proofErr w:type="spellEnd"/>
-      <w:r>
-        <w:rPr>
-          <w:rFonts w:ascii="Times New Roman" w:hAnsi="Times New Roman" w:cs="Times New Roman"/>
-          <w:sz w:val="20"/>
-          <w:szCs w:val="20"/>
-        </w:rPr>
-        <w:t>, and Clean Architecture for a real-time driver-focused delivery platform.</w:t>
-      </w:r>
-    </w:p>
-    <w:p>
-      <w:pPr>
-        <w:pStyle w:val="ListBullet"/>
-        <w:numPr>
-          <w:ilvl w:val="0"/>
-          <w:numId w:val="1"/>
-        </w:numPr>
-        <w:rPr>
-          <w:rFonts w:ascii="Times New Roman" w:hAnsi="Times New Roman" w:cs="Times New Roman"/>
-          <w:sz w:val="20"/>
-          <w:szCs w:val="20"/>
-        </w:rPr>
-      </w:pPr>
-      <w:r>
-        <w:rPr>
-          <w:rFonts w:ascii="Times New Roman" w:hAnsi="Times New Roman" w:cs="Times New Roman"/>
-          <w:sz w:val="20"/>
-          <w:szCs w:val="20"/>
-        </w:rPr>
-        <w:t xml:space="preserve">Refactored and modernized ~60% of legacy </w:t>
-      </w:r>
-      <w:proofErr w:type="spellStart"/>
-      <w:r>
-        <w:rPr>
-          <w:rFonts w:ascii="Times New Roman" w:hAnsi="Times New Roman" w:cs="Times New Roman"/>
-          <w:sz w:val="20"/>
-          <w:szCs w:val="20"/>
-        </w:rPr>
-        <w:t>UIKit</w:t>
-      </w:r>
-      <w:proofErr w:type="spellEnd"/>
-      <w:r>
-        <w:rPr>
-          <w:rFonts w:ascii="Times New Roman" w:hAnsi="Times New Roman" w:cs="Times New Roman"/>
-          <w:sz w:val="20"/>
-          <w:szCs w:val="20"/>
-        </w:rPr>
-        <w:t xml:space="preserve"> screens into </w:t>
-      </w:r>
-      <w:proofErr w:type="spellStart"/>
-      <w:r>
-        <w:rPr>
-          <w:rFonts w:ascii="Times New Roman" w:hAnsi="Times New Roman" w:cs="Times New Roman"/>
-          <w:sz w:val="20"/>
-          <w:szCs w:val="20"/>
-        </w:rPr>
-        <w:t>SwiftUI</w:t>
-      </w:r>
-      <w:proofErr w:type="spellEnd"/>
-      <w:r>
-        <w:rPr>
-          <w:rFonts w:ascii="Times New Roman" w:hAnsi="Times New Roman" w:cs="Times New Roman"/>
-          <w:sz w:val="20"/>
-          <w:szCs w:val="20"/>
-        </w:rPr>
-        <w:t xml:space="preserve"> adopting MVVM, SOLID Principles, Dependency Injection, reusable components, </w:t>
-      </w:r>
-      <w:proofErr w:type="spellStart"/>
-      <w:r>
-        <w:rPr>
-          <w:rFonts w:ascii="Times New Roman" w:hAnsi="Times New Roman" w:cs="Times New Roman"/>
-          <w:sz w:val="20"/>
-          <w:szCs w:val="20"/>
-        </w:rPr>
-        <w:t>SwiftGen</w:t>
-      </w:r>
-      <w:proofErr w:type="spellEnd"/>
-      <w:r>
-        <w:rPr>
-          <w:rFonts w:ascii="Times New Roman" w:hAnsi="Times New Roman" w:cs="Times New Roman"/>
-          <w:sz w:val="20"/>
-          <w:szCs w:val="20"/>
-        </w:rPr>
-        <w:t xml:space="preserve">, and </w:t>
-      </w:r>
-      <w:proofErr w:type="spellStart"/>
-      <w:r>
-        <w:rPr>
-          <w:rFonts w:ascii="Times New Roman" w:hAnsi="Times New Roman" w:cs="Times New Roman"/>
-          <w:sz w:val="20"/>
-          <w:szCs w:val="20"/>
-        </w:rPr>
-        <w:t>SwiftLint</w:t>
-      </w:r>
-      <w:proofErr w:type="spellEnd"/>
-      <w:r>
-        <w:rPr>
-          <w:rFonts w:ascii="Times New Roman" w:hAnsi="Times New Roman" w:cs="Times New Roman"/>
-          <w:sz w:val="20"/>
-          <w:szCs w:val="20"/>
-        </w:rPr>
-        <w:t>.</w:t>
-      </w:r>
-    </w:p>
-    <w:p>
-      <w:pPr>
-        <w:pStyle w:val="ListBullet"/>
-        <w:numPr>
-          <w:ilvl w:val="0"/>
-          <w:numId w:val="1"/>
-        </w:numPr>
-        <w:rPr>
-          <w:rFonts w:ascii="Times New Roman" w:hAnsi="Times New Roman" w:cs="Times New Roman"/>
-          <w:sz w:val="20"/>
-          <w:szCs w:val="20"/>
-        </w:rPr>
-      </w:pPr>
-      <w:r>
-        <w:rPr>
-          <w:rFonts w:ascii="Times New Roman" w:hAnsi="Times New Roman" w:cs="Times New Roman"/>
-          <w:sz w:val="20"/>
-          <w:szCs w:val="20"/>
-        </w:rPr>
-        <w:t xml:space="preserve">Implemented real-time route navigation and driver tracking workflows using Google Maps SDK, Google Navigation SDK, background location tracking, and </w:t>
-      </w:r>
-      <w:proofErr w:type="spellStart"/>
-      <w:r>
-        <w:rPr>
-          <w:rFonts w:ascii="Times New Roman" w:hAnsi="Times New Roman" w:cs="Times New Roman"/>
-          <w:sz w:val="20"/>
-          <w:szCs w:val="20"/>
-        </w:rPr>
-        <w:t>BGTaskScheduler</w:t>
-      </w:r>
-      <w:proofErr w:type="spellEnd"/>
-      <w:r>
-        <w:rPr>
-          <w:rFonts w:ascii="Times New Roman" w:hAnsi="Times New Roman" w:cs="Times New Roman"/>
-          <w:sz w:val="20"/>
-          <w:szCs w:val="20"/>
-        </w:rPr>
-        <w:t>.</w:t>
-      </w:r>
-    </w:p>
-    <w:p>
-      <w:pPr>
-        <w:pStyle w:val="ListBullet"/>
-        <w:numPr>
-          <w:ilvl w:val="0"/>
-          <w:numId w:val="1"/>
-        </w:numPr>
-        <w:rPr>
-          <w:rFonts w:ascii="Times New Roman" w:hAnsi="Times New Roman" w:cs="Times New Roman"/>
-          <w:sz w:val="20"/>
-          <w:szCs w:val="20"/>
-        </w:rPr>
-      </w:pPr>
-      <w:r>
-        <w:rPr>
-          <w:rFonts w:ascii="Times New Roman" w:hAnsi="Times New Roman" w:cs="Times New Roman"/>
-          <w:sz w:val="20"/>
-          <w:szCs w:val="20"/>
-        </w:rPr>
-        <w:t xml:space="preserve">Integrated Stripe SDK, </w:t>
-      </w:r>
-      <w:proofErr w:type="spellStart"/>
-      <w:r>
-        <w:rPr>
-          <w:rFonts w:ascii="Times New Roman" w:hAnsi="Times New Roman" w:cs="Times New Roman"/>
-          <w:sz w:val="20"/>
-          <w:szCs w:val="20"/>
-        </w:rPr>
-        <w:t>Jumio</w:t>
-      </w:r>
-      <w:proofErr w:type="spellEnd"/>
-      <w:r>
-        <w:rPr>
-          <w:rFonts w:ascii="Times New Roman" w:hAnsi="Times New Roman" w:cs="Times New Roman"/>
-          <w:sz w:val="20"/>
-          <w:szCs w:val="20"/>
-        </w:rPr>
-        <w:t xml:space="preserve"> SDK, AWS SNS, Azure Notification Hubs, and secure authentication workflows for payouts, driver verification, notifications, and operational updates.</w:t>
+        <w:t>Developed scalable logistics and delivery workflows using Swift, SwiftUI, UIKit, and Clean Architecture for a real-time driver-focused delivery platform.</w:t>
+      </w:r>
+    </w:p>
+    <w:p>
+      <w:pPr>
+        <w:pStyle w:val="ListBullet"/>
+        <w:numPr>
+          <w:ilvl w:val="0"/>
+          <w:numId w:val="1"/>
+        </w:numPr>
+        <w:rPr>
+          <w:rFonts w:ascii="Times New Roman" w:hAnsi="Times New Roman" w:cs="Times New Roman"/>
+          <w:sz w:val="20"/>
+          <w:szCs w:val="20"/>
+        </w:rPr>
+      </w:pPr>
+      <w:r>
+        <w:rPr>
+          <w:rFonts w:ascii="Times New Roman" w:hAnsi="Times New Roman" w:cs="Times New Roman"/>
+          <w:sz w:val="20"/>
+          <w:szCs w:val="20"/>
+        </w:rPr>
+        <w:t>Refactored and modernized ~60% of legacy UIKit screens into SwiftUI adopting MVVM, SOLID Principles, Dependency Injection, reusable components, SwiftGen, and SwiftLint.</w:t>
+      </w:r>
+    </w:p>
+    <w:p>
+      <w:pPr>
+        <w:pStyle w:val="ListBullet"/>
+        <w:numPr>
+          <w:ilvl w:val="0"/>
+          <w:numId w:val="1"/>
+        </w:numPr>
+        <w:rPr>
+          <w:rFonts w:ascii="Times New Roman" w:hAnsi="Times New Roman" w:cs="Times New Roman"/>
+          <w:sz w:val="20"/>
+          <w:szCs w:val="20"/>
+        </w:rPr>
+      </w:pPr>
+      <w:r>
+        <w:rPr>
+          <w:rFonts w:ascii="Times New Roman" w:hAnsi="Times New Roman" w:cs="Times New Roman"/>
+          <w:sz w:val="20"/>
+          <w:szCs w:val="20"/>
+        </w:rPr>
+        <w:t>Implemented real-time route navigation and driver tracking workflows using Google Maps SDK, Google Navigation SDK, background location tracking, and BGTaskScheduler.</w:t>
+      </w:r>
+    </w:p>
+    <w:p>
+      <w:pPr>
+        <w:pStyle w:val="ListBullet"/>
+        <w:numPr>
+          <w:ilvl w:val="0"/>
+          <w:numId w:val="1"/>
+        </w:numPr>
+        <w:rPr>
+          <w:rFonts w:ascii="Times New Roman" w:hAnsi="Times New Roman" w:cs="Times New Roman"/>
+          <w:sz w:val="20"/>
+          <w:szCs w:val="20"/>
+        </w:rPr>
+      </w:pPr>
+      <w:r>
+        <w:rPr>
+          <w:rFonts w:ascii="Times New Roman" w:hAnsi="Times New Roman" w:cs="Times New Roman"/>
+          <w:sz w:val="20"/>
+          <w:szCs w:val="20"/>
+        </w:rPr>
+        <w:t>Integrated Stripe SDK, Jumio SDK, AWS SNS, Azure Notification Hubs, and secure authentication workflows for payouts, driver verification, notifications, and operational updates.</w:t>
       </w:r>
     </w:p>
     <w:p>
@@ -2932,25 +1932,7 @@
           <w:sz w:val="20"/>
           <w:szCs w:val="20"/>
         </w:rPr>
-        <w:t xml:space="preserve">Migrated asynchronous networking workflows from </w:t>
-      </w:r>
-      <w:proofErr w:type="spellStart"/>
-      <w:r>
-        <w:rPr>
-          <w:rFonts w:ascii="Times New Roman" w:hAnsi="Times New Roman" w:cs="Times New Roman"/>
-          <w:sz w:val="20"/>
-          <w:szCs w:val="20"/>
-        </w:rPr>
-        <w:t>PromiseKit</w:t>
-      </w:r>
-      <w:proofErr w:type="spellEnd"/>
-      <w:r>
-        <w:rPr>
-          <w:rFonts w:ascii="Times New Roman" w:hAnsi="Times New Roman" w:cs="Times New Roman"/>
-          <w:sz w:val="20"/>
-          <w:szCs w:val="20"/>
-        </w:rPr>
-        <w:t xml:space="preserve"> to Swift Concurrency (Async/Await) improving maintainability and asynchronous handling.</w:t>
+        <w:t>Migrated asynchronous networking workflows from PromiseKit to Swift Concurrency (Async/Await) improving maintainability and asynchronous handling.</w:t>
       </w:r>
     </w:p>
     <w:p>
@@ -2994,25 +1976,7 @@
           <w:sz w:val="20"/>
           <w:szCs w:val="20"/>
         </w:rPr>
-        <w:t xml:space="preserve">Collaborated with QA teams to improve automation coverage using Appium workflows, </w:t>
-      </w:r>
-      <w:proofErr w:type="spellStart"/>
-      <w:r>
-        <w:rPr>
-          <w:rFonts w:ascii="Times New Roman" w:hAnsi="Times New Roman" w:cs="Times New Roman"/>
-          <w:sz w:val="20"/>
-          <w:szCs w:val="20"/>
-        </w:rPr>
-        <w:t>XCTest</w:t>
-      </w:r>
-      <w:proofErr w:type="spellEnd"/>
-      <w:r>
-        <w:rPr>
-          <w:rFonts w:ascii="Times New Roman" w:hAnsi="Times New Roman" w:cs="Times New Roman"/>
-          <w:sz w:val="20"/>
-          <w:szCs w:val="20"/>
-        </w:rPr>
-        <w:t xml:space="preserve">, </w:t>
+        <w:t xml:space="preserve">Collaborated with QA teams to improve automation coverage using Appium workflows, XCTest, </w:t>
       </w:r>
       <w:r>
         <w:rPr>
@@ -3022,63 +1986,35 @@
         </w:rPr>
         <w:t xml:space="preserve">Swift Testing, </w:t>
       </w:r>
-      <w:proofErr w:type="spellStart"/>
-      <w:r>
-        <w:rPr>
-          <w:rFonts w:ascii="Times New Roman" w:hAnsi="Times New Roman" w:cs="Times New Roman"/>
-          <w:sz w:val="20"/>
-          <w:szCs w:val="20"/>
-        </w:rPr>
-        <w:t>XCUITest</w:t>
-      </w:r>
-      <w:proofErr w:type="spellEnd"/>
-      <w:r>
-        <w:rPr>
-          <w:rFonts w:ascii="Times New Roman" w:hAnsi="Times New Roman" w:cs="Times New Roman"/>
-          <w:sz w:val="20"/>
-          <w:szCs w:val="20"/>
-        </w:rPr>
-        <w:t>, accessibility identifiers, and regression testing strategies.</w:t>
-      </w:r>
-    </w:p>
-    <w:p>
-      <w:pPr>
-        <w:pStyle w:val="ListBullet"/>
-        <w:numPr>
-          <w:ilvl w:val="0"/>
-          <w:numId w:val="1"/>
-        </w:numPr>
-        <w:rPr>
-          <w:rFonts w:ascii="Times New Roman" w:hAnsi="Times New Roman" w:cs="Times New Roman"/>
-          <w:sz w:val="20"/>
-          <w:szCs w:val="20"/>
-        </w:rPr>
-      </w:pPr>
-      <w:r>
-        <w:rPr>
-          <w:rFonts w:ascii="Times New Roman" w:hAnsi="Times New Roman" w:cs="Times New Roman"/>
-          <w:sz w:val="20"/>
-          <w:szCs w:val="20"/>
-        </w:rPr>
-        <w:t xml:space="preserve">Integrated monitoring tools including AWS CloudWatch, NewRelic, </w:t>
-      </w:r>
-      <w:proofErr w:type="spellStart"/>
-      <w:r>
-        <w:rPr>
-          <w:rFonts w:ascii="Times New Roman" w:hAnsi="Times New Roman" w:cs="Times New Roman"/>
-          <w:sz w:val="20"/>
-          <w:szCs w:val="20"/>
-        </w:rPr>
-        <w:t>Mixpanel</w:t>
-      </w:r>
-      <w:proofErr w:type="spellEnd"/>
-      <w:r>
-        <w:rPr>
-          <w:rFonts w:ascii="Times New Roman" w:hAnsi="Times New Roman" w:cs="Times New Roman"/>
-          <w:sz w:val="20"/>
-          <w:szCs w:val="20"/>
-        </w:rPr>
-        <w:t xml:space="preserve"> Session Replay, Firebase Analytics, and Crashlytics for production monitoring.</w:t>
+      <w:r>
+        <w:rPr>
+          <w:rFonts w:ascii="Times New Roman" w:hAnsi="Times New Roman" w:cs="Times New Roman"/>
+          <w:sz w:val="20"/>
+          <w:szCs w:val="20"/>
+        </w:rPr>
+        <w:t>XCUITest, accessibility identifiers, and regression testing strategies.</w:t>
+      </w:r>
+    </w:p>
+    <w:p>
+      <w:pPr>
+        <w:pStyle w:val="ListBullet"/>
+        <w:numPr>
+          <w:ilvl w:val="0"/>
+          <w:numId w:val="1"/>
+        </w:numPr>
+        <w:rPr>
+          <w:rFonts w:ascii="Times New Roman" w:hAnsi="Times New Roman" w:cs="Times New Roman"/>
+          <w:sz w:val="20"/>
+          <w:szCs w:val="20"/>
+        </w:rPr>
+      </w:pPr>
+      <w:r>
+        <w:rPr>
+          <w:rFonts w:ascii="Times New Roman" w:hAnsi="Times New Roman" w:cs="Times New Roman"/>
+          <w:sz w:val="20"/>
+          <w:szCs w:val="20"/>
+        </w:rPr>
+        <w:t>Integrated monitoring tools including AWS CloudWatch, NewRelic, Mixpanel Session Replay, Firebase Analytics, and Crashlytics for production monitoring.</w:t>
       </w:r>
     </w:p>
     <w:p>
@@ -3318,163 +2254,73 @@
           <w:sz w:val="20"/>
           <w:szCs w:val="20"/>
         </w:rPr>
-        <w:t xml:space="preserve">Designed and developed modern mobile applications using Swift, </w:t>
-      </w:r>
-      <w:proofErr w:type="spellStart"/>
-      <w:r>
-        <w:rPr>
-          <w:rFonts w:ascii="Times New Roman" w:hAnsi="Times New Roman" w:cs="Times New Roman"/>
-          <w:sz w:val="20"/>
-          <w:szCs w:val="20"/>
-        </w:rPr>
-        <w:t>SwiftUI</w:t>
-      </w:r>
-      <w:proofErr w:type="spellEnd"/>
-      <w:r>
-        <w:rPr>
-          <w:rFonts w:ascii="Times New Roman" w:hAnsi="Times New Roman" w:cs="Times New Roman"/>
-          <w:sz w:val="20"/>
-          <w:szCs w:val="20"/>
-        </w:rPr>
-        <w:t xml:space="preserve">, </w:t>
-      </w:r>
-      <w:proofErr w:type="spellStart"/>
-      <w:r>
-        <w:rPr>
-          <w:rFonts w:ascii="Times New Roman" w:hAnsi="Times New Roman" w:cs="Times New Roman"/>
-          <w:sz w:val="20"/>
-          <w:szCs w:val="20"/>
-        </w:rPr>
-        <w:t>UIKit</w:t>
-      </w:r>
-      <w:proofErr w:type="spellEnd"/>
-      <w:r>
-        <w:rPr>
-          <w:rFonts w:ascii="Times New Roman" w:hAnsi="Times New Roman" w:cs="Times New Roman"/>
-          <w:sz w:val="20"/>
-          <w:szCs w:val="20"/>
-        </w:rPr>
-        <w:t>, Combine, MVVM, and Clean Architecture principles.</w:t>
-      </w:r>
-    </w:p>
-    <w:p>
-      <w:pPr>
-        <w:pStyle w:val="ListBullet"/>
-        <w:numPr>
-          <w:ilvl w:val="0"/>
-          <w:numId w:val="1"/>
-        </w:numPr>
-        <w:rPr>
-          <w:rFonts w:ascii="Times New Roman" w:hAnsi="Times New Roman" w:cs="Times New Roman"/>
-          <w:sz w:val="20"/>
-          <w:szCs w:val="20"/>
-        </w:rPr>
-      </w:pPr>
-      <w:r>
-        <w:rPr>
-          <w:rFonts w:ascii="Times New Roman" w:hAnsi="Times New Roman" w:cs="Times New Roman"/>
-          <w:sz w:val="20"/>
-          <w:szCs w:val="20"/>
-        </w:rPr>
-        <w:t xml:space="preserve">Integrated Zoom SDK, Firebase Analytics, Firebase Crashlytics, </w:t>
-      </w:r>
-      <w:proofErr w:type="spellStart"/>
-      <w:r>
-        <w:rPr>
-          <w:rFonts w:ascii="Times New Roman" w:hAnsi="Times New Roman" w:cs="Times New Roman"/>
-          <w:sz w:val="20"/>
-          <w:szCs w:val="20"/>
-        </w:rPr>
-        <w:t>MessageKit</w:t>
-      </w:r>
-      <w:proofErr w:type="spellEnd"/>
-      <w:r>
-        <w:rPr>
-          <w:rFonts w:ascii="Times New Roman" w:hAnsi="Times New Roman" w:cs="Times New Roman"/>
-          <w:sz w:val="20"/>
-          <w:szCs w:val="20"/>
-        </w:rPr>
-        <w:t xml:space="preserve"> chat workflows, Google Maps SDK, and real-time conferencing solutions.</w:t>
-      </w:r>
-    </w:p>
-    <w:p>
-      <w:pPr>
-        <w:pStyle w:val="ListBullet"/>
-        <w:numPr>
-          <w:ilvl w:val="0"/>
-          <w:numId w:val="1"/>
-        </w:numPr>
-        <w:rPr>
-          <w:rFonts w:ascii="Times New Roman" w:hAnsi="Times New Roman" w:cs="Times New Roman"/>
-          <w:sz w:val="20"/>
-          <w:szCs w:val="20"/>
-        </w:rPr>
-      </w:pPr>
-      <w:r>
-        <w:rPr>
-          <w:rFonts w:ascii="Times New Roman" w:hAnsi="Times New Roman" w:cs="Times New Roman"/>
-          <w:sz w:val="20"/>
-          <w:szCs w:val="20"/>
-        </w:rPr>
-        <w:t xml:space="preserve">Implemented facial recognition and AI-driven workflows using Vision, TensorFlow, and </w:t>
-      </w:r>
-      <w:proofErr w:type="spellStart"/>
-      <w:r>
-        <w:rPr>
-          <w:rFonts w:ascii="Times New Roman" w:hAnsi="Times New Roman" w:cs="Times New Roman"/>
-          <w:sz w:val="20"/>
-          <w:szCs w:val="20"/>
-        </w:rPr>
-        <w:t>CoreML</w:t>
-      </w:r>
-      <w:proofErr w:type="spellEnd"/>
-      <w:r>
-        <w:rPr>
-          <w:rFonts w:ascii="Times New Roman" w:hAnsi="Times New Roman" w:cs="Times New Roman"/>
-          <w:sz w:val="20"/>
-          <w:szCs w:val="20"/>
-        </w:rPr>
-        <w:t xml:space="preserve"> frameworks.</w:t>
-      </w:r>
-    </w:p>
-    <w:p>
-      <w:pPr>
-        <w:pStyle w:val="ListBullet"/>
-        <w:numPr>
-          <w:ilvl w:val="0"/>
-          <w:numId w:val="1"/>
-        </w:numPr>
-        <w:rPr>
-          <w:rFonts w:ascii="Times New Roman" w:hAnsi="Times New Roman" w:cs="Times New Roman"/>
-          <w:sz w:val="20"/>
-          <w:szCs w:val="20"/>
-        </w:rPr>
-      </w:pPr>
-      <w:r>
-        <w:rPr>
-          <w:rFonts w:ascii="Times New Roman" w:hAnsi="Times New Roman" w:cs="Times New Roman"/>
-          <w:sz w:val="20"/>
-          <w:szCs w:val="20"/>
-        </w:rPr>
-        <w:t xml:space="preserve">Built reusable internal frameworks and modular component libraries using </w:t>
-      </w:r>
-      <w:proofErr w:type="spellStart"/>
-      <w:r>
-        <w:rPr>
-          <w:rFonts w:ascii="Times New Roman" w:hAnsi="Times New Roman" w:cs="Times New Roman"/>
-          <w:sz w:val="20"/>
-          <w:szCs w:val="20"/>
-        </w:rPr>
-        <w:t>CocoaPods</w:t>
-      </w:r>
-      <w:proofErr w:type="spellEnd"/>
-      <w:r>
-        <w:rPr>
-          <w:rFonts w:ascii="Times New Roman" w:hAnsi="Times New Roman" w:cs="Times New Roman"/>
-          <w:sz w:val="20"/>
-          <w:szCs w:val="20"/>
-        </w:rPr>
-        <w:t xml:space="preserve"> and Swift Package Manager improving development efficiency.</w:t>
+        <w:t>Designed and developed modern mobile applications using Swift, SwiftUI, UIKit, Combine, MVVM, and Clean Architecture principles.</w:t>
+      </w:r>
+    </w:p>
+    <w:p>
+      <w:pPr>
+        <w:pStyle w:val="ListBullet"/>
+        <w:numPr>
+          <w:ilvl w:val="0"/>
+          <w:numId w:val="1"/>
+        </w:numPr>
+        <w:rPr>
+          <w:rFonts w:ascii="Times New Roman" w:hAnsi="Times New Roman" w:cs="Times New Roman"/>
+          <w:sz w:val="20"/>
+          <w:szCs w:val="20"/>
+        </w:rPr>
+      </w:pPr>
+      <w:r>
+        <w:rPr>
+          <w:rFonts w:ascii="Times New Roman" w:hAnsi="Times New Roman" w:cs="Times New Roman"/>
+          <w:sz w:val="20"/>
+          <w:szCs w:val="20"/>
+        </w:rPr>
+        <w:t>Integrated Zoom SDK, Firebase Analytics, Firebase Crashlytics, MessageKit chat workflows, Google Maps SDK, and real-time conferencing solutions.</w:t>
+      </w:r>
+    </w:p>
+    <w:p>
+      <w:pPr>
+        <w:pStyle w:val="ListBullet"/>
+        <w:numPr>
+          <w:ilvl w:val="0"/>
+          <w:numId w:val="1"/>
+        </w:numPr>
+        <w:rPr>
+          <w:rFonts w:ascii="Times New Roman" w:hAnsi="Times New Roman" w:cs="Times New Roman"/>
+          <w:sz w:val="20"/>
+          <w:szCs w:val="20"/>
+        </w:rPr>
+      </w:pPr>
+      <w:r>
+        <w:rPr>
+          <w:rFonts w:ascii="Times New Roman" w:hAnsi="Times New Roman" w:cs="Times New Roman"/>
+          <w:sz w:val="20"/>
+          <w:szCs w:val="20"/>
+        </w:rPr>
+        <w:t>Implemented facial recognition and AI-driven workflows using Vision, TensorFlow, and CoreML frameworks.</w:t>
+      </w:r>
+    </w:p>
+    <w:p>
+      <w:pPr>
+        <w:pStyle w:val="ListBullet"/>
+        <w:numPr>
+          <w:ilvl w:val="0"/>
+          <w:numId w:val="1"/>
+        </w:numPr>
+        <w:rPr>
+          <w:rFonts w:ascii="Times New Roman" w:hAnsi="Times New Roman" w:cs="Times New Roman"/>
+          <w:sz w:val="20"/>
+          <w:szCs w:val="20"/>
+        </w:rPr>
+      </w:pPr>
+      <w:r>
+        <w:rPr>
+          <w:rFonts w:ascii="Times New Roman" w:hAnsi="Times New Roman" w:cs="Times New Roman"/>
+          <w:sz w:val="20"/>
+          <w:szCs w:val="20"/>
+        </w:rPr>
+        <w:t>Built reusable internal frameworks and modular component libraries using CocoaPods and Swift Package Manager improving development efficiency.</w:t>
       </w:r>
     </w:p>
     <w:p>
@@ -3672,79 +2518,7 @@
           <w:sz w:val="20"/>
           <w:szCs w:val="20"/>
         </w:rPr>
-        <w:t xml:space="preserve">Implemented adaptive UI layouts supporting iPhone and iPad devices using </w:t>
-      </w:r>
-      <w:proofErr w:type="spellStart"/>
-      <w:r>
-        <w:rPr>
-          <w:rFonts w:ascii="Times New Roman" w:hAnsi="Times New Roman" w:cs="Times New Roman"/>
-          <w:sz w:val="20"/>
-          <w:szCs w:val="20"/>
-        </w:rPr>
-        <w:t>AutoLayout</w:t>
-      </w:r>
-      <w:proofErr w:type="spellEnd"/>
-      <w:r>
-        <w:rPr>
-          <w:rFonts w:ascii="Times New Roman" w:hAnsi="Times New Roman" w:cs="Times New Roman"/>
-          <w:sz w:val="20"/>
-          <w:szCs w:val="20"/>
-        </w:rPr>
-        <w:t xml:space="preserve">, </w:t>
-      </w:r>
-      <w:proofErr w:type="spellStart"/>
-      <w:r>
-        <w:rPr>
-          <w:rFonts w:ascii="Times New Roman" w:hAnsi="Times New Roman" w:cs="Times New Roman"/>
-          <w:sz w:val="20"/>
-          <w:szCs w:val="20"/>
-        </w:rPr>
-        <w:t>StackViews</w:t>
-      </w:r>
-      <w:proofErr w:type="spellEnd"/>
-      <w:r>
-        <w:rPr>
-          <w:rFonts w:ascii="Times New Roman" w:hAnsi="Times New Roman" w:cs="Times New Roman"/>
-          <w:sz w:val="20"/>
-          <w:szCs w:val="20"/>
-        </w:rPr>
-        <w:t xml:space="preserve">, </w:t>
-      </w:r>
-      <w:proofErr w:type="spellStart"/>
-      <w:r>
-        <w:rPr>
-          <w:rFonts w:ascii="Times New Roman" w:hAnsi="Times New Roman" w:cs="Times New Roman"/>
-          <w:sz w:val="20"/>
-          <w:szCs w:val="20"/>
-        </w:rPr>
-        <w:t>ScrollViews</w:t>
-      </w:r>
-      <w:proofErr w:type="spellEnd"/>
-      <w:r>
-        <w:rPr>
-          <w:rFonts w:ascii="Times New Roman" w:hAnsi="Times New Roman" w:cs="Times New Roman"/>
-          <w:sz w:val="20"/>
-          <w:szCs w:val="20"/>
-        </w:rPr>
-        <w:t xml:space="preserve">, and responsive </w:t>
-      </w:r>
-      <w:proofErr w:type="spellStart"/>
-      <w:r>
-        <w:rPr>
-          <w:rFonts w:ascii="Times New Roman" w:hAnsi="Times New Roman" w:cs="Times New Roman"/>
-          <w:sz w:val="20"/>
-          <w:szCs w:val="20"/>
-        </w:rPr>
-        <w:t>SwiftUI</w:t>
-      </w:r>
-      <w:proofErr w:type="spellEnd"/>
-      <w:r>
-        <w:rPr>
-          <w:rFonts w:ascii="Times New Roman" w:hAnsi="Times New Roman" w:cs="Times New Roman"/>
-          <w:sz w:val="20"/>
-          <w:szCs w:val="20"/>
-        </w:rPr>
-        <w:t xml:space="preserve"> layouts.</w:t>
+        <w:t>Implemented adaptive UI layouts supporting iPhone and iPad devices using AutoLayout, StackViews, ScrollViews, and responsive SwiftUI layouts.</w:t>
       </w:r>
     </w:p>
     <w:p>
@@ -3799,13 +2573,8 @@
         </w:tabs>
         <w:spacing w:before="64" w:line="276" w:lineRule="auto"/>
       </w:pPr>
-      <w:proofErr w:type="spellStart"/>
-      <w:r>
-        <w:t>Tecordeon</w:t>
-      </w:r>
-      <w:proofErr w:type="spellEnd"/>
-      <w:r>
-        <w:t xml:space="preserve"> Software Pvt Lt</w:t>
+      <w:r>
+        <w:t>Tecordeon Software Pvt Lt</w:t>
       </w:r>
       <w:r>
         <w:t>d</w:t>
@@ -3884,43 +2653,7 @@
           <w:sz w:val="20"/>
           <w:szCs w:val="20"/>
         </w:rPr>
-        <w:t xml:space="preserve">Developed BLE-integrated iOS applications using Swift, Objective-C, </w:t>
-      </w:r>
-      <w:proofErr w:type="spellStart"/>
-      <w:r>
-        <w:rPr>
-          <w:rFonts w:ascii="Times New Roman" w:hAnsi="Times New Roman" w:cs="Times New Roman"/>
-          <w:sz w:val="20"/>
-          <w:szCs w:val="20"/>
-        </w:rPr>
-        <w:t>UIKit</w:t>
-      </w:r>
-      <w:proofErr w:type="spellEnd"/>
-      <w:r>
-        <w:rPr>
-          <w:rFonts w:ascii="Times New Roman" w:hAnsi="Times New Roman" w:cs="Times New Roman"/>
-          <w:sz w:val="20"/>
-          <w:szCs w:val="20"/>
-        </w:rPr>
-        <w:t xml:space="preserve">, and </w:t>
-      </w:r>
-      <w:proofErr w:type="spellStart"/>
-      <w:r>
-        <w:rPr>
-          <w:rFonts w:ascii="Times New Roman" w:hAnsi="Times New Roman" w:cs="Times New Roman"/>
-          <w:sz w:val="20"/>
-          <w:szCs w:val="20"/>
-        </w:rPr>
-        <w:t>CoreBluetooth</w:t>
-      </w:r>
-      <w:proofErr w:type="spellEnd"/>
-      <w:r>
-        <w:rPr>
-          <w:rFonts w:ascii="Times New Roman" w:hAnsi="Times New Roman" w:cs="Times New Roman"/>
-          <w:sz w:val="20"/>
-          <w:szCs w:val="20"/>
-        </w:rPr>
-        <w:t xml:space="preserve"> for smart hardware communication workflows.</w:t>
+        <w:t>Developed BLE-integrated iOS applications using Swift, Objective-C, UIKit, and CoreBluetooth for smart hardware communication workflows.</w:t>
       </w:r>
     </w:p>
     <w:p>
@@ -3964,25 +2697,7 @@
           <w:sz w:val="20"/>
           <w:szCs w:val="20"/>
         </w:rPr>
-        <w:t xml:space="preserve">Designed reusable custom UI components including gauge meters, animations, sliders, and hardware control panels using </w:t>
-      </w:r>
-      <w:proofErr w:type="spellStart"/>
-      <w:r>
-        <w:rPr>
-          <w:rFonts w:ascii="Times New Roman" w:hAnsi="Times New Roman" w:cs="Times New Roman"/>
-          <w:sz w:val="20"/>
-          <w:szCs w:val="20"/>
-        </w:rPr>
-        <w:t>AutoLayout</w:t>
-      </w:r>
-      <w:proofErr w:type="spellEnd"/>
-      <w:r>
-        <w:rPr>
-          <w:rFonts w:ascii="Times New Roman" w:hAnsi="Times New Roman" w:cs="Times New Roman"/>
-          <w:sz w:val="20"/>
-          <w:szCs w:val="20"/>
-        </w:rPr>
-        <w:t>.</w:t>
+        <w:t>Designed reusable custom UI components including gauge meters, animations, sliders, and hardware control panels using AutoLayout.</w:t>
       </w:r>
     </w:p>
     <w:p>
@@ -4048,25 +2763,7 @@
           <w:sz w:val="20"/>
           <w:szCs w:val="20"/>
         </w:rPr>
-        <w:t xml:space="preserve">Integrated third-party libraries using </w:t>
-      </w:r>
-      <w:proofErr w:type="spellStart"/>
-      <w:r>
-        <w:rPr>
-          <w:rFonts w:ascii="Times New Roman" w:hAnsi="Times New Roman" w:cs="Times New Roman"/>
-          <w:sz w:val="20"/>
-          <w:szCs w:val="20"/>
-        </w:rPr>
-        <w:t>CocoaPods</w:t>
-      </w:r>
-      <w:proofErr w:type="spellEnd"/>
-      <w:r>
-        <w:rPr>
-          <w:rFonts w:ascii="Times New Roman" w:hAnsi="Times New Roman" w:cs="Times New Roman"/>
-          <w:sz w:val="20"/>
-          <w:szCs w:val="20"/>
-        </w:rPr>
-        <w:t xml:space="preserve"> and implemented secure mobile communication workflows.</w:t>
+        <w:t>Integrated third-party libraries using CocoaPods and implemented secure mobile communication workflows.</w:t>
       </w:r>
     </w:p>
     <w:p>
@@ -4222,7 +2919,7 @@
         <w:t>Mar 201</w:t>
       </w:r>
       <w:r>
-        <w:t>5</w:t>
+        <w:t>6</w:t>
       </w:r>
       <w:r>
         <w:t xml:space="preserve"> - May 2017</w:t>
@@ -4290,25 +2987,7 @@
           <w:sz w:val="20"/>
           <w:szCs w:val="20"/>
         </w:rPr>
-        <w:t xml:space="preserve">Developed and maintained iOS applications using Swift, Objective-C, </w:t>
-      </w:r>
-      <w:proofErr w:type="spellStart"/>
-      <w:r>
-        <w:rPr>
-          <w:rFonts w:ascii="Times New Roman" w:hAnsi="Times New Roman" w:cs="Times New Roman"/>
-          <w:sz w:val="20"/>
-          <w:szCs w:val="20"/>
-        </w:rPr>
-        <w:t>UIKit</w:t>
-      </w:r>
-      <w:proofErr w:type="spellEnd"/>
-      <w:r>
-        <w:rPr>
-          <w:rFonts w:ascii="Times New Roman" w:hAnsi="Times New Roman" w:cs="Times New Roman"/>
-          <w:sz w:val="20"/>
-          <w:szCs w:val="20"/>
-        </w:rPr>
-        <w:t>, and RESTful API integrations.</w:t>
+        <w:t>Developed and maintained iOS applications using Swift, Objective-C, UIKit, and RESTful API integrations.</w:t>
       </w:r>
     </w:p>
     <w:p>
@@ -4352,43 +3031,7 @@
           <w:sz w:val="20"/>
           <w:szCs w:val="20"/>
         </w:rPr>
-        <w:t xml:space="preserve">Built reusable </w:t>
-      </w:r>
-      <w:proofErr w:type="spellStart"/>
-      <w:r>
-        <w:rPr>
-          <w:rFonts w:ascii="Times New Roman" w:hAnsi="Times New Roman" w:cs="Times New Roman"/>
-          <w:sz w:val="20"/>
-          <w:szCs w:val="20"/>
-        </w:rPr>
-        <w:t>UITableView</w:t>
-      </w:r>
-      <w:proofErr w:type="spellEnd"/>
-      <w:r>
-        <w:rPr>
-          <w:rFonts w:ascii="Times New Roman" w:hAnsi="Times New Roman" w:cs="Times New Roman"/>
-          <w:sz w:val="20"/>
-          <w:szCs w:val="20"/>
-        </w:rPr>
-        <w:t xml:space="preserve"> and </w:t>
-      </w:r>
-      <w:proofErr w:type="spellStart"/>
-      <w:r>
-        <w:rPr>
-          <w:rFonts w:ascii="Times New Roman" w:hAnsi="Times New Roman" w:cs="Times New Roman"/>
-          <w:sz w:val="20"/>
-          <w:szCs w:val="20"/>
-        </w:rPr>
-        <w:t>UICollectionView</w:t>
-      </w:r>
-      <w:proofErr w:type="spellEnd"/>
-      <w:r>
-        <w:rPr>
-          <w:rFonts w:ascii="Times New Roman" w:hAnsi="Times New Roman" w:cs="Times New Roman"/>
-          <w:sz w:val="20"/>
-          <w:szCs w:val="20"/>
-        </w:rPr>
-        <w:t xml:space="preserve"> components, chart modules, and custom UI workflows.</w:t>
+        <w:t>Built reusable UITableView and UICollectionView components, chart modules, and custom UI workflows.</w:t>
       </w:r>
     </w:p>
     <w:p>
@@ -4541,7 +3184,7 @@
               </wp:anchor>
             </w:drawing>
           </mc:Choice>
-          <mc:Fallback xmlns:cr="http://schemas.microsoft.com/office/comments/2020/reactions" xmlns="http://schemas.microsoft.com/office/tasks/2019/documenttasks" xmlns:dgm="http://schemas.openxmlformats.org/drawingml/2006/diagram" xmlns:lc="http://schemas.openxmlformats.org/drawingml/2006/lockedCanvas" xmlns:c="http://schemas.openxmlformats.org/drawingml/2006/chart" xmlns:pic="http://schemas.openxmlformats.org/drawingml/2006/picture" xmlns:a="http://schemas.openxmlformats.org/drawingml/2006/main" xmlns:sl="http://schemas.openxmlformats.org/schemaLibrary/2006/main">
+          <mc:Fallback xmlns:sl="http://schemas.openxmlformats.org/schemaLibrary/2006/main" xmlns:a="http://schemas.openxmlformats.org/drawingml/2006/main" xmlns:pic="http://schemas.openxmlformats.org/drawingml/2006/picture" xmlns:c="http://schemas.openxmlformats.org/drawingml/2006/chart" xmlns:lc="http://schemas.openxmlformats.org/drawingml/2006/lockedCanvas" xmlns:dgm="http://schemas.openxmlformats.org/drawingml/2006/diagram" xmlns="http://schemas.microsoft.com/office/tasks/2019/documenttasks" xmlns:cr="http://schemas.microsoft.com/office/comments/2020/reactions">
             <w:drawing>
               <wp:anchor allowOverlap="1" behindDoc="0" distB="0" distT="0" distL="0" distR="0" hidden="0" layoutInCell="1" locked="0" relativeHeight="0" simplePos="0">
                 <wp:simplePos x="0" y="0"/>
